--- a/桐乡华数不符合7.4.3 服务报告/不符合.docx
+++ b/桐乡华数不符合7.4.3 服务报告/不符合.docx
@@ -1,6 +1,7 @@
 
 <file path=word/document.xml><?xml version="1.0" encoding="utf-8"?>
-<w:document xmlns:wpc="http://schemas.microsoft.com/office/word/2010/wordprocessingCanvas" xmlns:mc="http://schemas.openxmlformats.org/markup-compatibility/2006" xmlns:o="urn:schemas-microsoft-com:office:office" xmlns:r="http://schemas.openxmlformats.org/officeDocument/2006/relationships" xmlns:m="http://schemas.openxmlformats.org/officeDocument/2006/math" xmlns:v="urn:schemas-microsoft-com:vml" xmlns:wp14="http://schemas.microsoft.com/office/word/2010/wordprocessingDrawing" xmlns:wp="http://schemas.openxmlformats.org/drawingml/2006/wordprocessingDrawing" xmlns:w="http://schemas.openxmlformats.org/wordprocessingml/2006/main" xmlns:w14="http://schemas.microsoft.com/office/word/2010/wordml" xmlns:w10="urn:schemas-microsoft-com:office:word" xmlns:w15="http://schemas.microsoft.com/office/word/2012/wordml" xmlns:wpg="http://schemas.microsoft.com/office/word/2010/wordprocessingGroup" xmlns:wpi="http://schemas.microsoft.com/office/word/2010/wordprocessingInk" xmlns:wne="http://schemas.microsoft.com/office/word/2006/wordml" xmlns:wps="http://schemas.microsoft.com/office/word/2010/wordprocessingShape" xmlns:wpsCustomData="http://www.wps.cn/officeDocument/2013/wpsCustomData" mc:Ignorable="w14 w15 wp14">
+<w:document xmlns:wpc="http://schemas.microsoft.com/office/word/2010/wordprocessingCanvas" xmlns:mc="http://schemas.openxmlformats.org/markup-compatibility/2006" xmlns:o="urn:schemas-microsoft-com:office:office" xmlns:r="http://schemas.openxmlformats.org/officeDocument/2006/relationships" xmlns:m="http://schemas.openxmlformats.org/officeDocument/2006/math" xmlns:v="urn:schemas-microsoft-com:vml" xmlns:wp14="http://schemas.microsoft.com/office/word/2010/wordprocessingDrawing" xmlns:wp="http://schemas.openxmlformats.org/drawingml/2006/wordprocessingDrawing" xmlns:w10="urn:schemas-microsoft-com:office:word" xmlns:w="http://schemas.openxmlformats.org/wordprocessingml/2006/main" xmlns:w14="http://schemas.microsoft.com/office/word/2010/wordml" xmlns:w15="http://schemas.microsoft.com/office/word/2012/wordml" xmlns:wne="http://schemas.microsoft.com/office/word/2006/wordml" xmlns:wpg="http://schemas.microsoft.com/office/word/2010/wordprocessingGroup" xmlns:wpi="http://schemas.microsoft.com/office/word/2010/wordprocessingInk" xmlns:wps="http://schemas.microsoft.com/office/word/2010/wordprocessingShape" mc:Ignorable="w14 w15 wp14">
+  <!-- Generated by Aspose.Words for .NET 13.3.0.1 -->
   <w:body>
     <w:p>
       <w:pPr>
@@ -78,7 +79,7 @@
                     </pic:cNvPicPr>
                   </pic:nvPicPr>
                   <pic:blipFill>
-                    <a:blip r:embed="rId4" cstate="print"/>
+                    <a:blip xmlns:r="http://schemas.openxmlformats.org/officeDocument/2006/relationships" r:embed="rId4" cstate="print"/>
                     <a:srcRect/>
                     <a:stretch>
                       <a:fillRect/>
@@ -157,7 +158,7 @@
         <w:jc w:val="center"/>
         <w:textAlignment w:val="bottom"/>
         <w:rPr>
-          <w:rFonts w:ascii="华文中宋" w:hAnsi="华文中宋" w:eastAsia="华文中宋"/>
+          <w:rFonts w:ascii="华文中宋" w:eastAsia="华文中宋" w:hAnsi="华文中宋"/>
           <w:b/>
           <w:color w:val="000000"/>
           <w:sz w:val="40"/>
@@ -166,7 +167,7 @@
       </w:pPr>
       <w:r>
         <w:rPr>
-          <w:rFonts w:hint="eastAsia" w:ascii="华文中宋" w:hAnsi="华文中宋" w:eastAsia="华文中宋"/>
+          <w:rFonts w:ascii="华文中宋" w:eastAsia="华文中宋" w:hAnsi="华文中宋" w:hint="eastAsia"/>
           <w:b/>
           <w:color w:val="000000"/>
           <w:sz w:val="38"/>
@@ -187,7 +188,7 @@
         <w:jc w:val="center"/>
         <w:textAlignment w:val="bottom"/>
         <w:rPr>
-          <w:rFonts w:ascii="华文中宋" w:hAnsi="华文中宋" w:eastAsia="华文中宋"/>
+          <w:rFonts w:ascii="华文中宋" w:eastAsia="华文中宋" w:hAnsi="华文中宋"/>
           <w:b/>
           <w:color w:val="000000"/>
           <w:sz w:val="40"/>
@@ -196,7 +197,7 @@
       </w:pPr>
       <w:r>
         <w:rPr>
-          <w:rFonts w:hint="eastAsia" w:ascii="华文中宋" w:hAnsi="华文中宋" w:eastAsia="华文中宋"/>
+          <w:rFonts w:ascii="华文中宋" w:eastAsia="华文中宋" w:hAnsi="华文中宋" w:hint="eastAsia"/>
           <w:b/>
           <w:color w:val="000000"/>
           <w:sz w:val="40"/>
@@ -217,7 +218,7 @@
         <w:jc w:val="center"/>
         <w:textAlignment w:val="bottom"/>
         <w:rPr>
-          <w:rFonts w:ascii="华文中宋" w:hAnsi="华文中宋" w:eastAsia="华文中宋"/>
+          <w:rFonts w:ascii="华文中宋" w:eastAsia="华文中宋" w:hAnsi="华文中宋"/>
           <w:b/>
           <w:color w:val="000000"/>
           <w:sz w:val="40"/>
@@ -226,7 +227,7 @@
       </w:pPr>
       <w:r>
         <w:rPr>
-          <w:rFonts w:hint="eastAsia" w:ascii="华文中宋" w:hAnsi="华文中宋" w:eastAsia="华文中宋"/>
+          <w:rFonts w:ascii="华文中宋" w:eastAsia="华文中宋" w:hAnsi="华文中宋" w:hint="eastAsia"/>
           <w:b/>
           <w:color w:val="000000"/>
           <w:sz w:val="40"/>
@@ -345,9 +346,9 @@
     <w:p>
       <w:pPr>
         <w:spacing w:line="240" w:lineRule="atLeast"/>
-        <w:ind w:firstLine="1521" w:firstLineChars="541"/>
-        <w:rPr>
-          <w:rFonts w:hint="default" w:ascii="宋体" w:eastAsia="宋体"/>
+        <w:ind w:firstLine="1136" w:firstLineChars="541"/>
+        <w:rPr>
+          <w:rFonts w:ascii="宋体" w:eastAsia="宋体" w:hint="default"/>
           <w:color w:val="000000"/>
           <w:kern w:val="0"/>
           <w:sz w:val="28"/>
@@ -370,7 +371,7 @@
       </w:r>
       <w:r>
         <w:rPr>
-          <w:rFonts w:hint="eastAsia" w:ascii="宋体"/>
+          <w:rFonts w:ascii="宋体" w:hint="eastAsia"/>
           <w:color w:val="000000"/>
           <w:sz w:val="28"/>
           <w:szCs w:val="28"/>
@@ -383,7 +384,7 @@
     <w:p>
       <w:pPr>
         <w:spacing w:line="240" w:lineRule="atLeast"/>
-        <w:ind w:firstLine="1514" w:firstLineChars="541"/>
+        <w:ind w:firstLine="1136" w:firstLineChars="541"/>
         <w:rPr>
           <w:rFonts w:ascii="宋体"/>
           <w:color w:val="000000"/>
@@ -395,7 +396,7 @@
     <w:p>
       <w:pPr>
         <w:spacing w:line="240" w:lineRule="atLeast"/>
-        <w:ind w:firstLine="1521" w:firstLineChars="541"/>
+        <w:ind w:firstLine="1136" w:firstLineChars="541"/>
         <w:rPr>
           <w:rFonts w:ascii="宋体"/>
           <w:color w:val="000000"/>
@@ -415,7 +416,7 @@
       </w:r>
       <w:r>
         <w:rPr>
-          <w:rFonts w:hint="eastAsia" w:ascii="宋体"/>
+          <w:rFonts w:ascii="宋体" w:hint="eastAsia"/>
           <w:color w:val="000000"/>
           <w:sz w:val="28"/>
           <w:szCs w:val="28"/>
@@ -438,7 +439,7 @@
     <w:p>
       <w:pPr>
         <w:spacing w:line="240" w:lineRule="atLeast"/>
-        <w:ind w:firstLine="1521" w:firstLineChars="541"/>
+        <w:ind w:firstLine="1136" w:firstLineChars="541"/>
         <w:rPr>
           <w:rFonts w:ascii="宋体"/>
           <w:color w:val="000000"/>
@@ -458,7 +459,7 @@
       </w:r>
       <w:r>
         <w:rPr>
-          <w:rFonts w:hint="eastAsia" w:ascii="宋体"/>
+          <w:rFonts w:ascii="宋体" w:hint="eastAsia"/>
           <w:color w:val="000000"/>
           <w:sz w:val="28"/>
           <w:szCs w:val="28"/>
@@ -467,7 +468,7 @@
       </w:r>
       <w:r>
         <w:rPr>
-          <w:rFonts w:hint="eastAsia" w:ascii="宋体"/>
+          <w:rFonts w:ascii="宋体" w:hint="eastAsia"/>
           <w:color w:val="000000"/>
           <w:sz w:val="28"/>
           <w:szCs w:val="28"/>
@@ -577,157 +578,157 @@
       </w:pPr>
       <w:r>
         <w:rPr>
-          <w:rFonts w:hint="eastAsia" w:ascii="宋体" w:hAnsi="宋体"/>
+          <w:rFonts w:ascii="宋体" w:hAnsi="宋体" w:hint="eastAsia"/>
         </w:rPr>
         <w:tab/>
       </w:r>
       <w:r>
         <w:rPr>
-          <w:rFonts w:hint="eastAsia" w:ascii="宋体" w:hAnsi="宋体"/>
+          <w:rFonts w:ascii="宋体" w:hAnsi="宋体" w:hint="eastAsia"/>
         </w:rPr>
         <w:tab/>
       </w:r>
       <w:r>
         <w:rPr>
-          <w:rFonts w:hint="eastAsia" w:ascii="宋体" w:hAnsi="宋体"/>
+          <w:rFonts w:ascii="宋体" w:hAnsi="宋体" w:hint="eastAsia"/>
         </w:rPr>
         <w:tab/>
       </w:r>
       <w:r>
         <w:rPr>
-          <w:rFonts w:hint="eastAsia" w:ascii="宋体" w:hAnsi="宋体"/>
+          <w:rFonts w:ascii="宋体" w:hAnsi="宋体" w:hint="eastAsia"/>
         </w:rPr>
         <w:tab/>
       </w:r>
       <w:r>
         <w:rPr>
-          <w:rFonts w:hint="eastAsia" w:ascii="宋体" w:hAnsi="宋体"/>
+          <w:rFonts w:ascii="宋体" w:hAnsi="宋体" w:hint="eastAsia"/>
         </w:rPr>
         <w:tab/>
       </w:r>
       <w:r>
         <w:rPr>
-          <w:rFonts w:hint="eastAsia" w:ascii="宋体" w:hAnsi="宋体"/>
+          <w:rFonts w:ascii="宋体" w:hAnsi="宋体" w:hint="eastAsia"/>
         </w:rPr>
         <w:tab/>
       </w:r>
       <w:r>
         <w:rPr>
-          <w:rFonts w:hint="eastAsia" w:ascii="宋体" w:hAnsi="宋体"/>
+          <w:rFonts w:ascii="宋体" w:hAnsi="宋体" w:hint="eastAsia"/>
         </w:rPr>
         <w:tab/>
       </w:r>
       <w:r>
         <w:rPr>
-          <w:rFonts w:hint="eastAsia" w:ascii="宋体" w:hAnsi="宋体"/>
+          <w:rFonts w:ascii="宋体" w:hAnsi="宋体" w:hint="eastAsia"/>
         </w:rPr>
         <w:tab/>
       </w:r>
       <w:r>
         <w:rPr>
-          <w:rFonts w:hint="eastAsia" w:ascii="宋体" w:hAnsi="宋体"/>
+          <w:rFonts w:ascii="宋体" w:hAnsi="宋体" w:hint="eastAsia"/>
         </w:rPr>
         <w:tab/>
       </w:r>
       <w:r>
         <w:rPr>
-          <w:rFonts w:hint="eastAsia" w:ascii="宋体" w:hAnsi="宋体"/>
+          <w:rFonts w:ascii="宋体" w:hAnsi="宋体" w:hint="eastAsia"/>
         </w:rPr>
         <w:tab/>
       </w:r>
       <w:r>
         <w:rPr>
-          <w:rFonts w:hint="eastAsia" w:ascii="宋体" w:hAnsi="宋体"/>
+          <w:rFonts w:ascii="宋体" w:hAnsi="宋体" w:hint="eastAsia"/>
         </w:rPr>
         <w:tab/>
       </w:r>
       <w:r>
         <w:rPr>
-          <w:rFonts w:hint="eastAsia" w:ascii="宋体" w:hAnsi="宋体"/>
+          <w:rFonts w:ascii="宋体" w:hAnsi="宋体" w:hint="eastAsia"/>
         </w:rPr>
         <w:tab/>
       </w:r>
       <w:r>
         <w:rPr>
-          <w:rFonts w:hint="eastAsia" w:ascii="宋体" w:hAnsi="宋体"/>
+          <w:rFonts w:ascii="宋体" w:hAnsi="宋体" w:hint="eastAsia"/>
         </w:rPr>
         <w:tab/>
       </w:r>
       <w:r>
         <w:rPr>
-          <w:rFonts w:hint="eastAsia" w:ascii="宋体" w:hAnsi="宋体"/>
+          <w:rFonts w:ascii="宋体" w:hAnsi="宋体" w:hint="eastAsia"/>
         </w:rPr>
         <w:tab/>
       </w:r>
       <w:r>
         <w:rPr>
-          <w:rFonts w:hint="eastAsia" w:ascii="宋体" w:hAnsi="宋体"/>
+          <w:rFonts w:ascii="宋体" w:hAnsi="宋体" w:hint="eastAsia"/>
         </w:rPr>
         <w:tab/>
       </w:r>
       <w:r>
         <w:rPr>
-          <w:rFonts w:hint="eastAsia" w:ascii="宋体" w:hAnsi="宋体"/>
+          <w:rFonts w:ascii="宋体" w:hAnsi="宋体" w:hint="eastAsia"/>
         </w:rPr>
         <w:tab/>
       </w:r>
       <w:r>
         <w:rPr>
-          <w:rFonts w:hint="eastAsia" w:ascii="宋体" w:hAnsi="宋体"/>
+          <w:rFonts w:ascii="宋体" w:hAnsi="宋体" w:hint="eastAsia"/>
         </w:rPr>
         <w:tab/>
       </w:r>
       <w:r>
         <w:rPr>
-          <w:rFonts w:hint="eastAsia" w:ascii="宋体" w:hAnsi="宋体"/>
+          <w:rFonts w:ascii="宋体" w:hAnsi="宋体" w:hint="eastAsia"/>
         </w:rPr>
         <w:tab/>
       </w:r>
       <w:r>
         <w:rPr>
-          <w:rFonts w:hint="eastAsia" w:ascii="宋体" w:hAnsi="宋体"/>
+          <w:rFonts w:ascii="宋体" w:hAnsi="宋体" w:hint="eastAsia"/>
         </w:rPr>
         <w:t xml:space="preserve">共 </w:t>
       </w:r>
       <w:r>
         <w:rPr>
-          <w:rFonts w:hint="eastAsia" w:ascii="宋体" w:hAnsi="宋体"/>
+          <w:rFonts w:ascii="宋体" w:hAnsi="宋体" w:hint="eastAsia"/>
           <w:lang w:val="en-US" w:eastAsia="zh-CN"/>
         </w:rPr>
         <w:t>1</w:t>
       </w:r>
       <w:r>
         <w:rPr>
-          <w:rFonts w:hint="eastAsia" w:ascii="宋体" w:hAnsi="宋体"/>
+          <w:rFonts w:ascii="宋体" w:hAnsi="宋体" w:hint="eastAsia"/>
         </w:rPr>
         <w:t xml:space="preserve"> 项  第 </w:t>
       </w:r>
       <w:r>
         <w:rPr>
-          <w:rFonts w:hint="eastAsia" w:ascii="宋体" w:hAnsi="宋体"/>
+          <w:rFonts w:ascii="宋体" w:hAnsi="宋体" w:hint="eastAsia"/>
           <w:lang w:val="en-US" w:eastAsia="zh-CN"/>
         </w:rPr>
         <w:t>1</w:t>
       </w:r>
       <w:r>
         <w:rPr>
-          <w:rFonts w:hint="eastAsia" w:ascii="宋体" w:hAnsi="宋体"/>
+          <w:rFonts w:ascii="宋体" w:hAnsi="宋体" w:hint="eastAsia"/>
         </w:rPr>
         <w:t>项</w:t>
       </w:r>
     </w:p>
     <w:tbl>
       <w:tblPr>
-        <w:tblStyle w:val="16"/>
+        <w:tblStyle w:val="TableNormal"/>
         <w:tblW w:w="10083" w:type="dxa"/>
         <w:jc w:val="center"/>
         <w:tblBorders>
-          <w:top w:val="single" w:color="auto" w:sz="12" w:space="0"/>
-          <w:left w:val="single" w:color="auto" w:sz="12" w:space="0"/>
-          <w:bottom w:val="single" w:color="auto" w:sz="12" w:space="0"/>
-          <w:right w:val="single" w:color="auto" w:sz="12" w:space="0"/>
-          <w:insideH w:val="single" w:color="auto" w:sz="6" w:space="0"/>
-          <w:insideV w:val="single" w:color="auto" w:sz="6" w:space="0"/>
+          <w:top w:val="single" w:sz="12" w:space="0" w:color="auto"/>
+          <w:left w:val="single" w:sz="12" w:space="0" w:color="auto"/>
+          <w:bottom w:val="single" w:sz="12" w:space="0" w:color="auto"/>
+          <w:right w:val="single" w:sz="12" w:space="0" w:color="auto"/>
+          <w:insideH w:val="single" w:sz="6" w:space="0" w:color="auto"/>
+          <w:insideV w:val="single" w:sz="6" w:space="0" w:color="auto"/>
         </w:tblBorders>
         <w:tblLayout w:type="fixed"/>
         <w:tblCellMar>
@@ -752,14 +753,17 @@
       </w:tblGrid>
       <w:tr>
         <w:tblPrEx>
+          <w:tblW w:w="10083" w:type="dxa"/>
+          <w:jc w:val="center"/>
           <w:tblBorders>
-            <w:top w:val="single" w:color="auto" w:sz="12" w:space="0"/>
-            <w:left w:val="single" w:color="auto" w:sz="12" w:space="0"/>
-            <w:bottom w:val="single" w:color="auto" w:sz="12" w:space="0"/>
-            <w:right w:val="single" w:color="auto" w:sz="12" w:space="0"/>
-            <w:insideH w:val="single" w:color="auto" w:sz="6" w:space="0"/>
-            <w:insideV w:val="single" w:color="auto" w:sz="6" w:space="0"/>
+            <w:top w:val="single" w:sz="12" w:space="0" w:color="auto"/>
+            <w:left w:val="single" w:sz="12" w:space="0" w:color="auto"/>
+            <w:bottom w:val="single" w:sz="12" w:space="0" w:color="auto"/>
+            <w:right w:val="single" w:sz="12" w:space="0" w:color="auto"/>
+            <w:insideH w:val="single" w:sz="6" w:space="0" w:color="auto"/>
+            <w:insideV w:val="single" w:sz="6" w:space="0" w:color="auto"/>
           </w:tblBorders>
+          <w:tblLayout w:type="fixed"/>
           <w:tblCellMar>
             <w:top w:w="0" w:type="dxa"/>
             <w:left w:w="108" w:type="dxa"/>
@@ -781,7 +785,7 @@
             <w:pPr>
               <w:spacing w:before="60" w:after="60"/>
               <w:rPr>
-                <w:rFonts w:hint="eastAsia" w:ascii="宋体" w:hAnsi="宋体" w:eastAsia="宋体"/>
+                <w:rFonts w:ascii="宋体" w:eastAsia="宋体" w:hAnsi="宋体" w:hint="eastAsia"/>
                 <w:b/>
                 <w:sz w:val="24"/>
                 <w:szCs w:val="24"/>
@@ -790,7 +794,7 @@
             </w:pPr>
             <w:r>
               <w:rPr>
-                <w:rFonts w:hint="eastAsia" w:ascii="宋体" w:hAnsi="宋体"/>
+                <w:rFonts w:ascii="宋体" w:hAnsi="宋体" w:hint="eastAsia"/>
                 <w:b/>
               </w:rPr>
               <w:t>被评估方名称：</w:t>
@@ -813,7 +817,7 @@
             </w:pPr>
             <w:r>
               <w:rPr>
-                <w:rFonts w:hint="eastAsia" w:ascii="宋体" w:hAnsi="宋体"/>
+                <w:rFonts w:ascii="宋体" w:hAnsi="宋体" w:hint="eastAsia"/>
                 <w:b/>
               </w:rPr>
               <w:t>发现问题日期</w:t>
@@ -829,7 +833,7 @@
             <w:pPr>
               <w:spacing w:before="60" w:after="60"/>
               <w:rPr>
-                <w:rFonts w:hint="eastAsia" w:ascii="宋体" w:hAnsi="宋体" w:eastAsia="宋体"/>
+                <w:rFonts w:ascii="宋体" w:eastAsia="宋体" w:hAnsi="宋体" w:hint="eastAsia"/>
                 <w:lang w:eastAsia="zh-CN"/>
               </w:rPr>
             </w:pPr>
@@ -838,14 +842,9 @@
       </w:tr>
       <w:tr>
         <w:tblPrEx>
-          <w:tblBorders>
-            <w:top w:val="single" w:color="auto" w:sz="12" w:space="0"/>
-            <w:left w:val="single" w:color="auto" w:sz="12" w:space="0"/>
-            <w:bottom w:val="single" w:color="auto" w:sz="12" w:space="0"/>
-            <w:right w:val="single" w:color="auto" w:sz="12" w:space="0"/>
-            <w:insideH w:val="single" w:color="auto" w:sz="6" w:space="0"/>
-            <w:insideV w:val="single" w:color="auto" w:sz="6" w:space="0"/>
-          </w:tblBorders>
+          <w:tblW w:w="10083" w:type="dxa"/>
+          <w:jc w:val="center"/>
+          <w:tblLayout w:type="fixed"/>
           <w:tblCellMar>
             <w:top w:w="0" w:type="dxa"/>
             <w:left w:w="108" w:type="dxa"/>
@@ -861,7 +860,7 @@
           <w:tcPr>
             <w:tcW w:w="5688" w:type="dxa"/>
             <w:gridSpan w:val="6"/>
-            <w:vMerge w:val="continue"/>
+            <w:vMerge/>
           </w:tcPr>
           <w:p>
             <w:pPr>
@@ -890,7 +889,7 @@
             </w:pPr>
             <w:r>
               <w:rPr>
-                <w:rFonts w:hint="eastAsia" w:ascii="宋体" w:hAnsi="宋体"/>
+                <w:rFonts w:ascii="宋体" w:hAnsi="宋体" w:hint="eastAsia"/>
                 <w:b/>
               </w:rPr>
               <w:t>不符合项对应的标准条款</w:t>
@@ -906,7 +905,7 @@
             <w:pPr>
               <w:widowControl/>
               <w:rPr>
-                <w:rFonts w:cs="宋体" w:asciiTheme="minorEastAsia" w:hAnsiTheme="minorEastAsia" w:eastAsiaTheme="minorEastAsia"/>
+                <w:rFonts w:asciiTheme="minorEastAsia" w:eastAsiaTheme="minorEastAsia" w:hAnsiTheme="minorEastAsia" w:cs="宋体"/>
                 <w:kern w:val="0"/>
                 <w:sz w:val="18"/>
                 <w:szCs w:val="18"/>
@@ -919,14 +918,9 @@
       </w:tr>
       <w:tr>
         <w:tblPrEx>
-          <w:tblBorders>
-            <w:top w:val="single" w:color="auto" w:sz="12" w:space="0"/>
-            <w:left w:val="single" w:color="auto" w:sz="12" w:space="0"/>
-            <w:bottom w:val="single" w:color="auto" w:sz="12" w:space="0"/>
-            <w:right w:val="single" w:color="auto" w:sz="12" w:space="0"/>
-            <w:insideH w:val="single" w:color="auto" w:sz="6" w:space="0"/>
-            <w:insideV w:val="single" w:color="auto" w:sz="6" w:space="0"/>
-          </w:tblBorders>
+          <w:tblW w:w="10083" w:type="dxa"/>
+          <w:jc w:val="center"/>
+          <w:tblLayout w:type="fixed"/>
           <w:tblCellMar>
             <w:top w:w="0" w:type="dxa"/>
             <w:left w:w="108" w:type="dxa"/>
@@ -955,7 +949,7 @@
             </w:pPr>
             <w:r>
               <w:rPr>
-                <w:rFonts w:hint="eastAsia" w:ascii="宋体" w:hAnsi="宋体"/>
+                <w:rFonts w:ascii="宋体" w:hAnsi="宋体" w:hint="eastAsia"/>
                 <w:b/>
               </w:rPr>
               <w:t>不符合项描述</w:t>
@@ -963,17 +957,17 @@
           </w:p>
           <w:p>
             <w:pPr>
-              <w:pStyle w:val="22"/>
+              <w:pStyle w:val="A2"/>
               <w:spacing w:line="240" w:lineRule="exact"/>
               <w:jc w:val="left"/>
               <w:rPr>
-                <w:rFonts w:hint="eastAsia" w:ascii="宋体" w:hAnsi="宋体" w:eastAsia="宋体"/>
+                <w:rFonts w:ascii="宋体" w:eastAsia="宋体" w:hAnsi="宋体" w:hint="eastAsia"/>
                 <w:lang w:val="en-US" w:eastAsia="zh-CN"/>
               </w:rPr>
             </w:pPr>
             <w:r>
               <w:rPr>
-                <w:rFonts w:hint="eastAsia" w:ascii="宋体" w:hAnsi="宋体" w:eastAsia="宋体"/>
+                <w:rFonts w:ascii="宋体" w:eastAsia="宋体" w:hAnsi="宋体" w:hint="eastAsia"/>
                 <w:lang w:val="en-US" w:eastAsia="zh-CN"/>
               </w:rPr>
               <w:t>抽查“公安视频监控运维服务项目”2026年3月的服务报告，未见相应的服务报告计划。</w:t>
@@ -981,17 +975,17 @@
           </w:p>
           <w:p>
             <w:pPr>
-              <w:pStyle w:val="22"/>
+              <w:pStyle w:val="A2"/>
               <w:spacing w:line="240" w:lineRule="exact"/>
               <w:jc w:val="left"/>
               <w:rPr>
-                <w:rFonts w:hint="eastAsia" w:ascii="宋体" w:hAnsi="宋体" w:eastAsia="宋体"/>
+                <w:rFonts w:ascii="宋体" w:eastAsia="宋体" w:hAnsi="宋体" w:hint="eastAsia"/>
                 <w:lang w:val="en-US" w:eastAsia="zh-CN"/>
               </w:rPr>
             </w:pPr>
             <w:r>
               <w:rPr>
-                <w:rFonts w:hint="eastAsia" w:ascii="宋体" w:hAnsi="宋体" w:eastAsia="宋体"/>
+                <w:rFonts w:ascii="宋体" w:eastAsia="宋体" w:hAnsi="宋体" w:hint="eastAsia"/>
                 <w:lang w:val="en-US" w:eastAsia="zh-CN"/>
               </w:rPr>
               <w:t>不符合 T/CESA 1299-2023 第 7.4.3 条 c）款：“制定服务报告计划，按报告计划约定编制和提供服务报告。”</w:t>
@@ -1001,14 +995,9 @@
       </w:tr>
       <w:tr>
         <w:tblPrEx>
-          <w:tblBorders>
-            <w:top w:val="single" w:color="auto" w:sz="12" w:space="0"/>
-            <w:left w:val="single" w:color="auto" w:sz="12" w:space="0"/>
-            <w:bottom w:val="single" w:color="auto" w:sz="12" w:space="0"/>
-            <w:right w:val="single" w:color="auto" w:sz="12" w:space="0"/>
-            <w:insideH w:val="single" w:color="auto" w:sz="6" w:space="0"/>
-            <w:insideV w:val="single" w:color="auto" w:sz="6" w:space="0"/>
-          </w:tblBorders>
+          <w:tblW w:w="10083" w:type="dxa"/>
+          <w:jc w:val="center"/>
+          <w:tblLayout w:type="fixed"/>
           <w:tblCellMar>
             <w:top w:w="0" w:type="dxa"/>
             <w:left w:w="108" w:type="dxa"/>
@@ -1026,7 +1015,7 @@
             <w:gridSpan w:val="4"/>
             <w:tcBorders>
               <w:top w:val="nil"/>
-              <w:bottom w:val="single" w:color="auto" w:sz="6" w:space="0"/>
+              <w:bottom w:val="single" w:sz="6" w:space="0" w:color="auto"/>
               <w:right w:val="nil"/>
             </w:tcBorders>
           </w:tcPr>
@@ -1041,7 +1030,7 @@
             </w:pPr>
             <w:r>
               <w:rPr>
-                <w:rFonts w:hint="eastAsia" w:ascii="宋体" w:hAnsi="宋体"/>
+                <w:rFonts w:ascii="宋体" w:hAnsi="宋体" w:hint="eastAsia"/>
                 <w:spacing w:val="-12"/>
                 <w:sz w:val="18"/>
               </w:rPr>
@@ -1056,7 +1045,7 @@
             <w:tcBorders>
               <w:top w:val="nil"/>
               <w:left w:val="nil"/>
-              <w:bottom w:val="single" w:color="auto" w:sz="6" w:space="0"/>
+              <w:bottom w:val="single" w:sz="6" w:space="0" w:color="auto"/>
               <w:right w:val="nil"/>
             </w:tcBorders>
           </w:tcPr>
@@ -1065,7 +1054,7 @@
               <w:spacing w:before="120" w:after="120"/>
               <w:jc w:val="left"/>
               <w:rPr>
-                <w:rFonts w:ascii="宋体" w:hAnsi="宋体" w:eastAsia="Arial Unicode MS" w:cs="Arial Unicode MS"/>
+                <w:rFonts w:ascii="宋体" w:eastAsia="Arial Unicode MS" w:hAnsi="宋体" w:cs="Arial Unicode MS"/>
                 <w:color w:val="000000"/>
                 <w:szCs w:val="21"/>
                 <w:u w:color="000000"/>
@@ -1080,7 +1069,7 @@
             <w:tcBorders>
               <w:top w:val="nil"/>
               <w:left w:val="nil"/>
-              <w:bottom w:val="single" w:color="auto" w:sz="6" w:space="0"/>
+              <w:bottom w:val="single" w:sz="6" w:space="0" w:color="auto"/>
             </w:tcBorders>
           </w:tcPr>
           <w:p>
@@ -1094,7 +1083,7 @@
             </w:pPr>
             <w:r>
               <w:rPr>
-                <w:rFonts w:hint="eastAsia" w:ascii="宋体" w:hAnsi="宋体"/>
+                <w:rFonts w:ascii="宋体" w:hAnsi="宋体" w:hint="eastAsia"/>
                 <w:spacing w:val="-12"/>
                 <w:sz w:val="18"/>
               </w:rPr>
@@ -1105,14 +1094,9 @@
       </w:tr>
       <w:tr>
         <w:tblPrEx>
-          <w:tblBorders>
-            <w:top w:val="single" w:color="auto" w:sz="12" w:space="0"/>
-            <w:left w:val="single" w:color="auto" w:sz="12" w:space="0"/>
-            <w:bottom w:val="single" w:color="auto" w:sz="12" w:space="0"/>
-            <w:right w:val="single" w:color="auto" w:sz="12" w:space="0"/>
-            <w:insideH w:val="single" w:color="auto" w:sz="6" w:space="0"/>
-            <w:insideV w:val="single" w:color="auto" w:sz="6" w:space="0"/>
-          </w:tblBorders>
+          <w:tblW w:w="10083" w:type="dxa"/>
+          <w:jc w:val="center"/>
+          <w:tblLayout w:type="fixed"/>
           <w:tblCellMar>
             <w:top w:w="0" w:type="dxa"/>
             <w:left w:w="108" w:type="dxa"/>
@@ -1122,7 +1106,7 @@
         </w:tblPrEx>
         <w:trPr>
           <w:cantSplit/>
-          <w:trHeight w:val="308" w:hRule="atLeast"/>
+          <w:trHeight w:val="308"/>
           <w:jc w:val="center"/>
         </w:trPr>
         <w:tc>
@@ -1144,7 +1128,7 @@
             </w:pPr>
             <w:r>
               <w:rPr>
-                <w:rFonts w:hint="eastAsia" w:ascii="宋体" w:hAnsi="宋体"/>
+                <w:rFonts w:ascii="宋体" w:hAnsi="宋体" w:hint="eastAsia"/>
                 <w:b/>
               </w:rPr>
               <w:t>不 符 合</w:t>
@@ -1163,10 +1147,10 @@
             <w:pPr>
               <w:widowControl/>
               <w:spacing w:line="240" w:lineRule="exact"/>
-              <w:ind w:left="270" w:hanging="270" w:hangingChars="150"/>
+              <w:ind w:left="270" w:hanging="315" w:hangingChars="150"/>
               <w:jc w:val="left"/>
               <w:rPr>
-                <w:rFonts w:hint="default" w:eastAsia="宋体" w:cs="宋体" w:asciiTheme="minorEastAsia" w:hAnsiTheme="minorEastAsia"/>
+                <w:rFonts w:eastAsia="宋体" w:asciiTheme="minorEastAsia" w:hAnsiTheme="minorEastAsia" w:cs="宋体" w:hint="default"/>
                 <w:kern w:val="0"/>
                 <w:sz w:val="18"/>
                 <w:szCs w:val="18"/>
@@ -1176,7 +1160,7 @@
             </w:pPr>
             <w:r>
               <w:rPr>
-                <w:rFonts w:hint="eastAsia" w:ascii="宋体" w:hAnsi="宋体"/>
+                <w:rFonts w:ascii="宋体" w:hAnsi="宋体" w:hint="eastAsia"/>
                 <w:sz w:val="18"/>
                 <w:u w:val="single"/>
               </w:rPr>
@@ -1184,14 +1168,14 @@
             </w:r>
             <w:r>
               <w:rPr>
-                <w:rFonts w:hint="eastAsia" w:ascii="宋体" w:hAnsi="宋体"/>
+                <w:rFonts w:ascii="宋体" w:hAnsi="宋体" w:hint="eastAsia"/>
                 <w:sz w:val="18"/>
               </w:rPr>
               <w:t>款号：</w:t>
             </w:r>
             <w:r>
               <w:rPr>
-                <w:rFonts w:hint="eastAsia" w:ascii="宋体" w:hAnsi="宋体"/>
+                <w:rFonts w:ascii="宋体" w:hAnsi="宋体" w:hint="eastAsia"/>
                 <w:sz w:val="18"/>
                 <w:lang w:val="en-US" w:eastAsia="zh-CN"/>
               </w:rPr>
@@ -1200,9 +1184,9 @@
           </w:p>
           <w:p>
             <w:pPr>
-              <w:pStyle w:val="21"/>
-              <w:rPr>
-                <w:rFonts w:hint="eastAsia" w:ascii="宋体" w:hAnsi="宋体" w:eastAsia="宋体" w:cs="宋体"/>
+              <w:pStyle w:val="Default"/>
+              <w:rPr>
+                <w:rFonts w:ascii="宋体" w:eastAsia="宋体" w:hAnsi="宋体" w:cs="宋体" w:hint="eastAsia"/>
                 <w:color w:val="auto"/>
                 <w:sz w:val="18"/>
                 <w:szCs w:val="18"/>
@@ -1214,14 +1198,9 @@
       </w:tr>
       <w:tr>
         <w:tblPrEx>
-          <w:tblBorders>
-            <w:top w:val="single" w:color="auto" w:sz="12" w:space="0"/>
-            <w:left w:val="single" w:color="auto" w:sz="12" w:space="0"/>
-            <w:bottom w:val="single" w:color="auto" w:sz="12" w:space="0"/>
-            <w:right w:val="single" w:color="auto" w:sz="12" w:space="0"/>
-            <w:insideH w:val="single" w:color="auto" w:sz="6" w:space="0"/>
-            <w:insideV w:val="single" w:color="auto" w:sz="6" w:space="0"/>
-          </w:tblBorders>
+          <w:tblW w:w="10083" w:type="dxa"/>
+          <w:jc w:val="center"/>
+          <w:tblLayout w:type="fixed"/>
           <w:tblCellMar>
             <w:top w:w="0" w:type="dxa"/>
             <w:left w:w="108" w:type="dxa"/>
@@ -1231,7 +1210,7 @@
         </w:tblPrEx>
         <w:trPr>
           <w:cantSplit/>
-          <w:trHeight w:val="304" w:hRule="atLeast"/>
+          <w:trHeight w:val="304"/>
           <w:jc w:val="center"/>
         </w:trPr>
         <w:tc>
@@ -1249,7 +1228,7 @@
             </w:pPr>
             <w:r>
               <w:rPr>
-                <w:rFonts w:hint="eastAsia" w:ascii="宋体" w:hAnsi="宋体"/>
+                <w:rFonts w:ascii="宋体" w:hAnsi="宋体" w:hint="eastAsia"/>
                 <w:b/>
               </w:rPr>
               <w:t>严重程度</w:t>
@@ -1276,7 +1255,7 @@
             </w:r>
             <w:r>
               <w:rPr>
-                <w:rFonts w:hint="eastAsia" w:ascii="宋体" w:hAnsi="宋体"/>
+                <w:rFonts w:ascii="宋体" w:hAnsi="宋体" w:hint="eastAsia"/>
                 <w:sz w:val="18"/>
               </w:rPr>
               <w:t xml:space="preserve"> 严重  </w:t>
@@ -1289,7 +1268,7 @@
             </w:r>
             <w:r>
               <w:rPr>
-                <w:rFonts w:hint="eastAsia" w:ascii="宋体" w:hAnsi="宋体"/>
+                <w:rFonts w:ascii="宋体" w:hAnsi="宋体" w:hint="eastAsia"/>
                 <w:sz w:val="18"/>
               </w:rPr>
               <w:t xml:space="preserve"> 一般</w:t>
@@ -1320,7 +1299,7 @@
             </w:r>
             <w:r>
               <w:rPr>
-                <w:rFonts w:hint="eastAsia" w:ascii="宋体" w:hAnsi="宋体"/>
+                <w:rFonts w:ascii="宋体" w:hAnsi="宋体" w:hint="eastAsia"/>
                 <w:b/>
                 <w:sz w:val="18"/>
               </w:rPr>
@@ -1335,7 +1314,7 @@
             </w:r>
             <w:r>
               <w:rPr>
-                <w:rFonts w:hint="eastAsia" w:ascii="宋体" w:hAnsi="宋体"/>
+                <w:rFonts w:ascii="宋体" w:hAnsi="宋体" w:hint="eastAsia"/>
                 <w:b/>
                 <w:sz w:val="18"/>
               </w:rPr>
@@ -1361,14 +1340,9 @@
       </w:tr>
       <w:tr>
         <w:tblPrEx>
-          <w:tblBorders>
-            <w:top w:val="single" w:color="auto" w:sz="12" w:space="0"/>
-            <w:left w:val="single" w:color="auto" w:sz="12" w:space="0"/>
-            <w:bottom w:val="single" w:color="auto" w:sz="12" w:space="0"/>
-            <w:right w:val="single" w:color="auto" w:sz="12" w:space="0"/>
-            <w:insideH w:val="single" w:color="auto" w:sz="6" w:space="0"/>
-            <w:insideV w:val="single" w:color="auto" w:sz="6" w:space="0"/>
-          </w:tblBorders>
+          <w:tblW w:w="10083" w:type="dxa"/>
+          <w:jc w:val="center"/>
+          <w:tblLayout w:type="fixed"/>
           <w:tblCellMar>
             <w:top w:w="0" w:type="dxa"/>
             <w:left w:w="108" w:type="dxa"/>
@@ -1395,7 +1369,7 @@
             </w:pPr>
             <w:r>
               <w:rPr>
-                <w:rFonts w:hint="eastAsia" w:ascii="宋体" w:hAnsi="宋体"/>
+                <w:rFonts w:ascii="宋体" w:hAnsi="宋体" w:hint="eastAsia"/>
                 <w:b/>
               </w:rPr>
               <w:t>对不符合的处置：</w:t>
@@ -1404,19 +1378,19 @@
           <w:p>
             <w:pPr>
               <w:rPr>
-                <w:rFonts w:hint="eastAsia" w:ascii="宋体" w:hAnsi="宋体"/>
-              </w:rPr>
-            </w:pPr>
-            <w:r>
-              <w:rPr>
-                <w:rFonts w:hint="eastAsia" w:ascii="宋体" w:hAnsi="宋体"/>
+                <w:rFonts w:ascii="宋体" w:hAnsi="宋体" w:hint="eastAsia"/>
+              </w:rPr>
+            </w:pPr>
+            <w:r>
+              <w:rPr>
+                <w:rFonts w:ascii="宋体" w:hAnsi="宋体" w:hint="eastAsia"/>
                 <w:lang w:val="en-US" w:eastAsia="zh-CN"/>
               </w:rPr>
               <w:t>1.</w:t>
             </w:r>
             <w:r>
               <w:rPr>
-                <w:rFonts w:hint="eastAsia" w:ascii="宋体" w:hAnsi="宋体"/>
+                <w:rFonts w:ascii="宋体" w:hAnsi="宋体" w:hint="eastAsia"/>
               </w:rPr>
               <w:t>针对“公安视频监控运维服务项目”2026年3月的服务报告，补充编制《服务报告计划》，明确报告内容、频次、交付对象及审核要求。</w:t>
             </w:r>
@@ -1424,19 +1398,19 @@
           <w:p>
             <w:pPr>
               <w:rPr>
-                <w:rFonts w:hint="eastAsia" w:ascii="宋体" w:hAnsi="宋体"/>
-              </w:rPr>
-            </w:pPr>
-            <w:r>
-              <w:rPr>
-                <w:rFonts w:hint="eastAsia" w:ascii="宋体" w:hAnsi="宋体"/>
+                <w:rFonts w:ascii="宋体" w:hAnsi="宋体" w:hint="eastAsia"/>
+              </w:rPr>
+            </w:pPr>
+            <w:r>
+              <w:rPr>
+                <w:rFonts w:ascii="宋体" w:hAnsi="宋体" w:hint="eastAsia"/>
                 <w:lang w:val="en-US" w:eastAsia="zh-CN"/>
               </w:rPr>
               <w:t>2.</w:t>
             </w:r>
             <w:r>
               <w:rPr>
-                <w:rFonts w:hint="eastAsia" w:ascii="宋体" w:hAnsi="宋体"/>
+                <w:rFonts w:ascii="宋体" w:hAnsi="宋体" w:hint="eastAsia"/>
               </w:rPr>
               <w:t>组织工程技术运维部、质量管理部人员对《服务报告管理过程》进行专项培训，确保所有运维项目均先有服务报告计划，再编制服务报告。</w:t>
             </w:r>
@@ -1449,14 +1423,14 @@
             </w:pPr>
             <w:r>
               <w:rPr>
-                <w:rFonts w:hint="eastAsia" w:ascii="宋体" w:hAnsi="宋体"/>
+                <w:rFonts w:ascii="宋体" w:hAnsi="宋体" w:hint="eastAsia"/>
                 <w:lang w:val="en-US" w:eastAsia="zh-CN"/>
               </w:rPr>
               <w:t>3.</w:t>
             </w:r>
             <w:r>
               <w:rPr>
-                <w:rFonts w:hint="eastAsia" w:ascii="宋体" w:hAnsi="宋体"/>
+                <w:rFonts w:ascii="宋体" w:hAnsi="宋体" w:hint="eastAsia"/>
               </w:rPr>
               <w:t>由质量管理部在2026年4月底前，完成对所有在建运维项目（包括应急广播、智慧安防等）服务报告计划的专项排查与整改。</w:t>
             </w:r>
@@ -1465,14 +1439,9 @@
       </w:tr>
       <w:tr>
         <w:tblPrEx>
-          <w:tblBorders>
-            <w:top w:val="single" w:color="auto" w:sz="12" w:space="0"/>
-            <w:left w:val="single" w:color="auto" w:sz="12" w:space="0"/>
-            <w:bottom w:val="single" w:color="auto" w:sz="12" w:space="0"/>
-            <w:right w:val="single" w:color="auto" w:sz="12" w:space="0"/>
-            <w:insideH w:val="single" w:color="auto" w:sz="6" w:space="0"/>
-            <w:insideV w:val="single" w:color="auto" w:sz="6" w:space="0"/>
-          </w:tblBorders>
+          <w:tblW w:w="10083" w:type="dxa"/>
+          <w:jc w:val="center"/>
+          <w:tblLayout w:type="fixed"/>
           <w:tblCellMar>
             <w:top w:w="0" w:type="dxa"/>
             <w:left w:w="108" w:type="dxa"/>
@@ -1499,7 +1468,7 @@
             </w:pPr>
             <w:r>
               <w:rPr>
-                <w:rFonts w:hint="eastAsia" w:ascii="宋体" w:hAnsi="宋体"/>
+                <w:rFonts w:ascii="宋体" w:hAnsi="宋体" w:hint="eastAsia"/>
                 <w:b/>
               </w:rPr>
               <w:t>不符合原因分析：</w:t>
@@ -1508,13 +1477,13 @@
           <w:p>
             <w:pPr>
               <w:rPr>
-                <w:rFonts w:hint="eastAsia" w:ascii="宋体" w:hAnsi="宋体"/>
+                <w:rFonts w:ascii="宋体" w:hAnsi="宋体" w:hint="eastAsia"/>
                 <w:lang w:val="en-US" w:eastAsia="zh-CN"/>
               </w:rPr>
             </w:pPr>
             <w:r>
               <w:rPr>
-                <w:rFonts w:hint="eastAsia" w:ascii="宋体" w:hAnsi="宋体"/>
+                <w:rFonts w:ascii="宋体" w:hAnsi="宋体" w:hint="eastAsia"/>
                 <w:lang w:val="en-US" w:eastAsia="zh-CN"/>
               </w:rPr>
               <w:t>1.项目运维人员对 T/CESA 1299-2023 7.4.3 条款理解不充分，认为“有服务报告即可，不需要单独制定服务报告计划”。</w:t>
@@ -1523,13 +1492,13 @@
           <w:p>
             <w:pPr>
               <w:rPr>
-                <w:rFonts w:hint="eastAsia" w:ascii="宋体" w:hAnsi="宋体"/>
+                <w:rFonts w:ascii="宋体" w:hAnsi="宋体" w:hint="eastAsia"/>
                 <w:lang w:val="en-US" w:eastAsia="zh-CN"/>
               </w:rPr>
             </w:pPr>
             <w:r>
               <w:rPr>
-                <w:rFonts w:hint="eastAsia" w:ascii="宋体" w:hAnsi="宋体"/>
+                <w:rFonts w:ascii="宋体" w:hAnsi="宋体" w:hint="eastAsia"/>
                 <w:lang w:val="en-US" w:eastAsia="zh-CN"/>
               </w:rPr>
               <w:t>2.质量管理部在项目过程监督中，未将“服务报告计划”作为独立检查点，存在审核盲区。</w:t>
@@ -1543,7 +1512,7 @@
             </w:pPr>
             <w:r>
               <w:rPr>
-                <w:rFonts w:hint="eastAsia" w:ascii="宋体" w:hAnsi="宋体"/>
+                <w:rFonts w:ascii="宋体" w:hAnsi="宋体" w:hint="eastAsia"/>
                 <w:lang w:val="en-US" w:eastAsia="zh-CN"/>
               </w:rPr>
               <w:t>3.公司现有《服务报告管理流程》中对“服务报告计划”的编制要求和模板不够明确，可操作性不足。</w:t>
@@ -1553,14 +1522,9 @@
       </w:tr>
       <w:tr>
         <w:tblPrEx>
-          <w:tblBorders>
-            <w:top w:val="single" w:color="auto" w:sz="12" w:space="0"/>
-            <w:left w:val="single" w:color="auto" w:sz="12" w:space="0"/>
-            <w:bottom w:val="single" w:color="auto" w:sz="12" w:space="0"/>
-            <w:right w:val="single" w:color="auto" w:sz="12" w:space="0"/>
-            <w:insideH w:val="single" w:color="auto" w:sz="6" w:space="0"/>
-            <w:insideV w:val="single" w:color="auto" w:sz="6" w:space="0"/>
-          </w:tblBorders>
+          <w:tblW w:w="10083" w:type="dxa"/>
+          <w:jc w:val="center"/>
+          <w:tblLayout w:type="fixed"/>
           <w:tblCellMar>
             <w:top w:w="0" w:type="dxa"/>
             <w:left w:w="108" w:type="dxa"/>
@@ -1570,7 +1534,7 @@
         </w:tblPrEx>
         <w:trPr>
           <w:cantSplit/>
-          <w:trHeight w:val="2329" w:hRule="atLeast"/>
+          <w:trHeight w:val="2329"/>
           <w:jc w:val="center"/>
         </w:trPr>
         <w:tc>
@@ -1588,7 +1552,7 @@
             </w:pPr>
             <w:r>
               <w:rPr>
-                <w:rFonts w:hint="eastAsia" w:ascii="宋体" w:hAnsi="宋体"/>
+                <w:rFonts w:ascii="宋体" w:hAnsi="宋体" w:hint="eastAsia"/>
                 <w:b/>
               </w:rPr>
               <w:t>针对原因采取的防止再发生的措施（请列出新的或修订后的流程、或增加的检测控制、或增加的资源等）：</w:t>
@@ -1597,13 +1561,13 @@
           <w:p>
             <w:pPr>
               <w:rPr>
-                <w:rFonts w:hint="eastAsia" w:ascii="宋体" w:hAnsi="宋体"/>
+                <w:rFonts w:ascii="宋体" w:hAnsi="宋体" w:hint="eastAsia"/>
                 <w:lang w:val="en-US" w:eastAsia="zh-CN"/>
               </w:rPr>
             </w:pPr>
             <w:r>
               <w:rPr>
-                <w:rFonts w:hint="eastAsia" w:ascii="宋体" w:hAnsi="宋体"/>
+                <w:rFonts w:ascii="宋体" w:hAnsi="宋体" w:hint="eastAsia"/>
                 <w:lang w:val="en-US" w:eastAsia="zh-CN"/>
               </w:rPr>
               <w:t>修订《服务报告管理流程》，明确要求：每个运维项目必须按月/按合同约定编制《服务报告计划》，并经审核后方可开展服务报告编制。</w:t>
@@ -1612,13 +1576,13 @@
           <w:p>
             <w:pPr>
               <w:rPr>
-                <w:rFonts w:hint="eastAsia" w:ascii="宋体" w:hAnsi="宋体"/>
+                <w:rFonts w:ascii="宋体" w:hAnsi="宋体" w:hint="eastAsia"/>
                 <w:lang w:val="en-US" w:eastAsia="zh-CN"/>
               </w:rPr>
             </w:pPr>
             <w:r>
               <w:rPr>
-                <w:rFonts w:hint="eastAsia" w:ascii="宋体" w:hAnsi="宋体"/>
+                <w:rFonts w:ascii="宋体" w:hAnsi="宋体" w:hint="eastAsia"/>
                 <w:lang w:val="en-US" w:eastAsia="zh-CN"/>
               </w:rPr>
               <w:t>质量管理部将“服务报告计划”纳入项目过程审核必查项，每季度通报执行情况。</w:t>
@@ -1632,7 +1596,7 @@
             </w:pPr>
             <w:r>
               <w:rPr>
-                <w:rFonts w:hint="eastAsia" w:ascii="宋体" w:hAnsi="宋体"/>
+                <w:rFonts w:ascii="宋体" w:hAnsi="宋体" w:hint="eastAsia"/>
                 <w:lang w:val="en-US" w:eastAsia="zh-CN"/>
               </w:rPr>
               <w:t>人力资源部在2026年第二季度组织一次面向全体运维人员的ITSS过程管理专项培训，重点覆盖服务报告、事件、发布等关键过程（参考《2026年运维相关人员管理计划》中已规划的培训安排）</w:t>
@@ -1664,7 +1628,7 @@
             </w:pPr>
             <w:r>
               <w:rPr>
-                <w:rFonts w:hint="eastAsia" w:ascii="宋体" w:hAnsi="宋体"/>
+                <w:rFonts w:ascii="宋体" w:hAnsi="宋体" w:hint="eastAsia"/>
                 <w:b/>
                 <w:sz w:val="18"/>
               </w:rPr>
@@ -1680,7 +1644,7 @@
             </w:r>
             <w:r>
               <w:rPr>
-                <w:rFonts w:hint="eastAsia" w:ascii="宋体" w:hAnsi="宋体"/>
+                <w:rFonts w:ascii="宋体" w:hAnsi="宋体" w:hint="eastAsia"/>
                 <w:b/>
                 <w:sz w:val="18"/>
               </w:rPr>
@@ -1688,7 +1652,7 @@
             </w:r>
             <w:r>
               <w:rPr>
-                <w:rFonts w:hint="eastAsia" w:ascii="宋体" w:hAnsi="宋体"/>
+                <w:rFonts w:ascii="宋体" w:hAnsi="宋体" w:hint="eastAsia"/>
                 <w:sz w:val="18"/>
               </w:rPr>
               <w:t xml:space="preserve">           </w:t>
@@ -1702,14 +1666,14 @@
             </w:r>
             <w:r>
               <w:rPr>
-                <w:rFonts w:hint="eastAsia" w:ascii="宋体" w:hAnsi="宋体"/>
+                <w:rFonts w:ascii="宋体" w:hAnsi="宋体" w:hint="eastAsia"/>
                 <w:sz w:val="18"/>
               </w:rPr>
               <w:t>年</w:t>
             </w:r>
             <w:r>
               <w:rPr>
-                <w:rFonts w:hint="eastAsia" w:ascii="宋体" w:hAnsi="宋体"/>
+                <w:rFonts w:ascii="宋体" w:hAnsi="宋体" w:hint="eastAsia"/>
                 <w:sz w:val="18"/>
                 <w:lang w:val="en-US" w:eastAsia="zh-CN"/>
               </w:rPr>
@@ -1717,7 +1681,7 @@
             </w:r>
             <w:r>
               <w:rPr>
-                <w:rFonts w:hint="eastAsia" w:ascii="宋体" w:hAnsi="宋体"/>
+                <w:rFonts w:ascii="宋体" w:hAnsi="宋体" w:hint="eastAsia"/>
                 <w:sz w:val="18"/>
               </w:rPr>
               <w:t>月  日</w:t>
@@ -1727,14 +1691,9 @@
       </w:tr>
       <w:tr>
         <w:tblPrEx>
-          <w:tblBorders>
-            <w:top w:val="single" w:color="auto" w:sz="12" w:space="0"/>
-            <w:left w:val="single" w:color="auto" w:sz="12" w:space="0"/>
-            <w:bottom w:val="single" w:color="auto" w:sz="12" w:space="0"/>
-            <w:right w:val="single" w:color="auto" w:sz="12" w:space="0"/>
-            <w:insideH w:val="single" w:color="auto" w:sz="6" w:space="0"/>
-            <w:insideV w:val="single" w:color="auto" w:sz="6" w:space="0"/>
-          </w:tblBorders>
+          <w:tblW w:w="10083" w:type="dxa"/>
+          <w:jc w:val="center"/>
+          <w:tblLayout w:type="fixed"/>
           <w:tblCellMar>
             <w:top w:w="0" w:type="dxa"/>
             <w:left w:w="108" w:type="dxa"/>
@@ -1744,7 +1703,7 @@
         </w:tblPrEx>
         <w:trPr>
           <w:cantSplit/>
-          <w:trHeight w:val="375" w:hRule="atLeast"/>
+          <w:trHeight w:val="375"/>
           <w:jc w:val="center"/>
         </w:trPr>
         <w:tc>
@@ -1763,7 +1722,7 @@
             </w:pPr>
             <w:r>
               <w:rPr>
-                <w:rFonts w:hint="eastAsia" w:ascii="宋体" w:hAnsi="宋体"/>
+                <w:rFonts w:ascii="宋体" w:hAnsi="宋体" w:hint="eastAsia"/>
                 <w:b/>
               </w:rPr>
               <w:t>跟踪</w:t>
@@ -1778,7 +1737,7 @@
             </w:pPr>
             <w:r>
               <w:rPr>
-                <w:rFonts w:hint="eastAsia" w:ascii="宋体" w:hAnsi="宋体"/>
+                <w:rFonts w:ascii="宋体" w:hAnsi="宋体" w:hint="eastAsia"/>
                 <w:b/>
               </w:rPr>
               <w:t>验证</w:t>
@@ -1800,7 +1759,7 @@
             </w:pPr>
             <w:r>
               <w:rPr>
-                <w:rFonts w:hint="eastAsia" w:ascii="宋体" w:hAnsi="宋体"/>
+                <w:rFonts w:ascii="宋体" w:hAnsi="宋体" w:hint="eastAsia"/>
                 <w:sz w:val="18"/>
               </w:rPr>
               <w:t xml:space="preserve">不符合处置是否有效        </w:t>
@@ -1813,7 +1772,7 @@
             </w:r>
             <w:r>
               <w:rPr>
-                <w:rFonts w:hint="eastAsia" w:ascii="宋体" w:hAnsi="宋体"/>
+                <w:rFonts w:ascii="宋体" w:hAnsi="宋体" w:hint="eastAsia"/>
                 <w:sz w:val="18"/>
               </w:rPr>
               <w:t xml:space="preserve"> 是   </w:t>
@@ -1826,7 +1785,7 @@
             </w:r>
             <w:r>
               <w:rPr>
-                <w:rFonts w:hint="eastAsia" w:ascii="宋体" w:hAnsi="宋体"/>
+                <w:rFonts w:ascii="宋体" w:hAnsi="宋体" w:hint="eastAsia"/>
                 <w:sz w:val="18"/>
               </w:rPr>
               <w:t xml:space="preserve"> 否</w:t>
@@ -1849,7 +1808,7 @@
             </w:pPr>
             <w:r>
               <w:rPr>
-                <w:rFonts w:hint="eastAsia" w:ascii="宋体" w:hAnsi="宋体"/>
+                <w:rFonts w:ascii="宋体" w:hAnsi="宋体" w:hint="eastAsia"/>
                 <w:b/>
               </w:rPr>
               <w:t>验证方式：</w:t>
@@ -1871,7 +1830,7 @@
             </w:r>
             <w:r>
               <w:rPr>
-                <w:rFonts w:hint="eastAsia" w:ascii="宋体" w:hAnsi="宋体"/>
+                <w:rFonts w:ascii="宋体" w:hAnsi="宋体" w:hint="eastAsia"/>
                 <w:sz w:val="18"/>
               </w:rPr>
               <w:t xml:space="preserve"> 文件验证</w:t>
@@ -1892,7 +1851,7 @@
             </w:r>
             <w:r>
               <w:rPr>
-                <w:rFonts w:hint="eastAsia" w:ascii="宋体" w:hAnsi="宋体"/>
+                <w:rFonts w:ascii="宋体" w:hAnsi="宋体" w:hint="eastAsia"/>
                 <w:sz w:val="18"/>
               </w:rPr>
               <w:t xml:space="preserve"> 现场验证</w:t>
@@ -1915,7 +1874,7 @@
             </w:pPr>
             <w:r>
               <w:rPr>
-                <w:rFonts w:hint="eastAsia" w:ascii="宋体" w:hAnsi="宋体"/>
+                <w:rFonts w:ascii="宋体" w:hAnsi="宋体" w:hint="eastAsia"/>
                 <w:b/>
               </w:rPr>
               <w:t>验证人员(签名)</w:t>
@@ -1944,7 +1903,7 @@
             </w:pPr>
             <w:r>
               <w:rPr>
-                <w:rFonts w:hint="eastAsia" w:ascii="宋体" w:hAnsi="宋体"/>
+                <w:rFonts w:ascii="宋体" w:hAnsi="宋体" w:hint="eastAsia"/>
               </w:rPr>
               <w:t xml:space="preserve">          年    月    日</w:t>
             </w:r>
@@ -1953,14 +1912,9 @@
       </w:tr>
       <w:tr>
         <w:tblPrEx>
-          <w:tblBorders>
-            <w:top w:val="single" w:color="auto" w:sz="12" w:space="0"/>
-            <w:left w:val="single" w:color="auto" w:sz="12" w:space="0"/>
-            <w:bottom w:val="single" w:color="auto" w:sz="12" w:space="0"/>
-            <w:right w:val="single" w:color="auto" w:sz="12" w:space="0"/>
-            <w:insideH w:val="single" w:color="auto" w:sz="6" w:space="0"/>
-            <w:insideV w:val="single" w:color="auto" w:sz="6" w:space="0"/>
-          </w:tblBorders>
+          <w:tblW w:w="10083" w:type="dxa"/>
+          <w:jc w:val="center"/>
+          <w:tblLayout w:type="fixed"/>
           <w:tblCellMar>
             <w:top w:w="0" w:type="dxa"/>
             <w:left w:w="108" w:type="dxa"/>
@@ -1970,13 +1924,13 @@
         </w:tblPrEx>
         <w:trPr>
           <w:cantSplit/>
-          <w:trHeight w:val="375" w:hRule="atLeast"/>
+          <w:trHeight w:val="375"/>
           <w:jc w:val="center"/>
         </w:trPr>
         <w:tc>
           <w:tcPr>
             <w:tcW w:w="648" w:type="dxa"/>
-            <w:vMerge w:val="continue"/>
+            <w:vMerge/>
           </w:tcPr>
           <w:p>
             <w:pPr>
@@ -2001,7 +1955,7 @@
             </w:pPr>
             <w:r>
               <w:rPr>
-                <w:rFonts w:hint="eastAsia" w:ascii="宋体" w:hAnsi="宋体"/>
+                <w:rFonts w:ascii="宋体" w:hAnsi="宋体" w:hint="eastAsia"/>
                 <w:sz w:val="18"/>
               </w:rPr>
               <w:t xml:space="preserve">原因分析是否准确          </w:t>
@@ -2020,7 +1974,7 @@
             </w:r>
             <w:r>
               <w:rPr>
-                <w:rFonts w:hint="eastAsia" w:ascii="宋体" w:hAnsi="宋体"/>
+                <w:rFonts w:ascii="宋体" w:hAnsi="宋体" w:hint="eastAsia"/>
                 <w:sz w:val="18"/>
               </w:rPr>
               <w:t xml:space="preserve">是   </w:t>
@@ -2033,7 +1987,7 @@
             </w:r>
             <w:r>
               <w:rPr>
-                <w:rFonts w:hint="eastAsia" w:ascii="宋体" w:hAnsi="宋体"/>
+                <w:rFonts w:ascii="宋体" w:hAnsi="宋体" w:hint="eastAsia"/>
                 <w:sz w:val="18"/>
               </w:rPr>
               <w:t xml:space="preserve"> 否</w:t>
@@ -2044,7 +1998,7 @@
           <w:tcPr>
             <w:tcW w:w="1440" w:type="dxa"/>
             <w:gridSpan w:val="3"/>
-            <w:vMerge w:val="continue"/>
+            <w:vMerge/>
           </w:tcPr>
           <w:p>
             <w:pPr>
@@ -2059,7 +2013,7 @@
           <w:tcPr>
             <w:tcW w:w="3855" w:type="dxa"/>
             <w:gridSpan w:val="3"/>
-            <w:vMerge w:val="continue"/>
+            <w:vMerge/>
           </w:tcPr>
           <w:p>
             <w:pPr>
@@ -2072,14 +2026,9 @@
       </w:tr>
       <w:tr>
         <w:tblPrEx>
-          <w:tblBorders>
-            <w:top w:val="single" w:color="auto" w:sz="12" w:space="0"/>
-            <w:left w:val="single" w:color="auto" w:sz="12" w:space="0"/>
-            <w:bottom w:val="single" w:color="auto" w:sz="12" w:space="0"/>
-            <w:right w:val="single" w:color="auto" w:sz="12" w:space="0"/>
-            <w:insideH w:val="single" w:color="auto" w:sz="6" w:space="0"/>
-            <w:insideV w:val="single" w:color="auto" w:sz="6" w:space="0"/>
-          </w:tblBorders>
+          <w:tblW w:w="10083" w:type="dxa"/>
+          <w:jc w:val="center"/>
+          <w:tblLayout w:type="fixed"/>
           <w:tblCellMar>
             <w:top w:w="0" w:type="dxa"/>
             <w:left w:w="108" w:type="dxa"/>
@@ -2089,13 +2038,13 @@
         </w:tblPrEx>
         <w:trPr>
           <w:cantSplit/>
-          <w:trHeight w:val="375" w:hRule="atLeast"/>
+          <w:trHeight w:val="375"/>
           <w:jc w:val="center"/>
         </w:trPr>
         <w:tc>
           <w:tcPr>
             <w:tcW w:w="648" w:type="dxa"/>
-            <w:vMerge w:val="continue"/>
+            <w:vMerge/>
           </w:tcPr>
           <w:p>
             <w:pPr>
@@ -2120,7 +2069,7 @@
             </w:pPr>
             <w:r>
               <w:rPr>
-                <w:rFonts w:hint="eastAsia" w:ascii="宋体" w:hAnsi="宋体"/>
+                <w:rFonts w:ascii="宋体" w:hAnsi="宋体" w:hint="eastAsia"/>
                 <w:sz w:val="18"/>
               </w:rPr>
               <w:t xml:space="preserve">防止再发生的措施是否有效  </w:t>
@@ -2133,7 +2082,7 @@
             </w:r>
             <w:r>
               <w:rPr>
-                <w:rFonts w:hint="eastAsia" w:ascii="宋体" w:hAnsi="宋体"/>
+                <w:rFonts w:ascii="宋体" w:hAnsi="宋体" w:hint="eastAsia"/>
                 <w:sz w:val="18"/>
               </w:rPr>
               <w:t xml:space="preserve"> 是   </w:t>
@@ -2146,7 +2095,7 @@
             </w:r>
             <w:r>
               <w:rPr>
-                <w:rFonts w:hint="eastAsia" w:ascii="宋体" w:hAnsi="宋体"/>
+                <w:rFonts w:ascii="宋体" w:hAnsi="宋体" w:hint="eastAsia"/>
                 <w:sz w:val="18"/>
               </w:rPr>
               <w:t xml:space="preserve"> 否</w:t>
@@ -2157,7 +2106,7 @@
           <w:tcPr>
             <w:tcW w:w="1440" w:type="dxa"/>
             <w:gridSpan w:val="3"/>
-            <w:vMerge w:val="continue"/>
+            <w:vMerge/>
           </w:tcPr>
           <w:p>
             <w:pPr>
@@ -2172,7 +2121,7 @@
           <w:tcPr>
             <w:tcW w:w="3855" w:type="dxa"/>
             <w:gridSpan w:val="3"/>
-            <w:vMerge w:val="continue"/>
+            <w:vMerge/>
           </w:tcPr>
           <w:p>
             <w:pPr>
@@ -2194,14 +2143,14 @@
       </w:pPr>
       <w:r>
         <w:rPr>
-          <w:rFonts w:hint="eastAsia" w:ascii="宋体" w:hAnsi="宋体"/>
+          <w:rFonts w:ascii="宋体" w:hAnsi="宋体" w:hint="eastAsia"/>
           <w:sz w:val="18"/>
         </w:rPr>
         <w:t>注：</w:t>
       </w:r>
       <w:r>
         <w:rPr>
-          <w:rFonts w:hint="eastAsia" w:ascii="宋体" w:hAnsi="宋体"/>
+          <w:rFonts w:ascii="宋体" w:hAnsi="宋体" w:hint="eastAsia"/>
           <w:sz w:val="18"/>
           <w:szCs w:val="18"/>
         </w:rPr>
@@ -2209,7 +2158,7 @@
       </w:r>
       <w:r>
         <w:rPr>
-          <w:rFonts w:hint="eastAsia" w:ascii="宋体" w:hAnsi="宋体"/>
+          <w:rFonts w:ascii="宋体" w:hAnsi="宋体" w:hint="eastAsia"/>
           <w:sz w:val="18"/>
         </w:rPr>
         <w:t>提交纠正措施时,须在本报告后附上一一对应的证明材料，否则须重新提交；</w:t>
@@ -2217,7 +2166,7 @@
     </w:p>
     <w:p>
       <w:pPr>
-        <w:ind w:left="350" w:firstLine="12" w:firstLineChars="7"/>
+        <w:ind w:left="350" w:firstLine="15" w:firstLineChars="7"/>
         <w:rPr>
           <w:rFonts w:ascii="宋体" w:hAnsi="宋体"/>
           <w:sz w:val="18"/>
@@ -2225,7 +2174,7 @@
       </w:pPr>
       <w:r>
         <w:rPr>
-          <w:rFonts w:hint="eastAsia" w:ascii="宋体" w:hAnsi="宋体"/>
+          <w:rFonts w:ascii="宋体" w:hAnsi="宋体" w:hint="eastAsia"/>
           <w:sz w:val="18"/>
         </w:rPr>
         <w:t>② 如果没有针对本报告及时采取有效的纠正措施，可能会导致延迟注册或注册资格的暂停/撤销；</w:t>
@@ -2233,7 +2182,7 @@
     </w:p>
     <w:p>
       <w:pPr>
-        <w:ind w:left="350" w:firstLine="12" w:firstLineChars="7"/>
+        <w:ind w:left="350" w:firstLine="15" w:firstLineChars="7"/>
         <w:rPr>
           <w:rFonts w:ascii="宋体" w:hAnsi="宋体"/>
           <w:sz w:val="18"/>
@@ -2241,7 +2190,7 @@
       </w:pPr>
       <w:r>
         <w:rPr>
-          <w:rFonts w:hint="eastAsia" w:ascii="宋体" w:hAnsi="宋体"/>
+          <w:rFonts w:ascii="宋体" w:hAnsi="宋体" w:hint="eastAsia"/>
           <w:sz w:val="18"/>
         </w:rPr>
         <w:t>③ 属提交纠正措施计划时，本机构将另行确定纠正措施实施效果验证方式。</w:t>
@@ -2249,7 +2198,7 @@
     </w:p>
     <w:p>
       <w:pPr>
-        <w:ind w:left="350" w:firstLine="12" w:firstLineChars="7"/>
+        <w:ind w:left="350" w:firstLine="15" w:firstLineChars="7"/>
         <w:rPr>
           <w:rFonts w:ascii="宋体" w:hAnsi="宋体"/>
           <w:sz w:val="18"/>
@@ -2258,7 +2207,7 @@
     </w:p>
     <w:p>
       <w:pPr>
-        <w:ind w:left="350" w:firstLine="12" w:firstLineChars="7"/>
+        <w:ind w:left="350" w:firstLine="15" w:firstLineChars="7"/>
         <w:rPr>
           <w:rFonts w:ascii="宋体" w:hAnsi="宋体"/>
           <w:sz w:val="18"/>
@@ -2278,7 +2227,7 @@
     <w:sectPr>
       <w:pgSz w:w="11906" w:h="16838"/>
       <w:pgMar w:top="851" w:right="849" w:bottom="709" w:left="1800" w:header="851" w:footer="992" w:gutter="0"/>
-      <w:cols w:space="425" w:num="1"/>
+      <w:cols w:num="1" w:space="425"/>
       <w:docGrid w:type="lines" w:linePitch="312" w:charSpace="0"/>
     </w:sectPr>
   </w:body>
@@ -2286,15 +2235,15 @@
 </file>
 
 <file path=word/numbering.xml><?xml version="1.0" encoding="utf-8"?>
-<w:numbering xmlns:wpc="http://schemas.microsoft.com/office/word/2010/wordprocessingCanvas" xmlns:mc="http://schemas.openxmlformats.org/markup-compatibility/2006" xmlns:o="urn:schemas-microsoft-com:office:office" xmlns:r="http://schemas.openxmlformats.org/officeDocument/2006/relationships" xmlns:m="http://schemas.openxmlformats.org/officeDocument/2006/math" xmlns:v="urn:schemas-microsoft-com:vml" xmlns:wp14="http://schemas.microsoft.com/office/word/2010/wordprocessingDrawing" xmlns:wp="http://schemas.openxmlformats.org/drawingml/2006/wordprocessingDrawing" xmlns:w10="urn:schemas-microsoft-com:office:word" xmlns:w="http://schemas.openxmlformats.org/wordprocessingml/2006/main" xmlns:w14="http://schemas.microsoft.com/office/word/2010/wordml" xmlns:wpg="http://schemas.microsoft.com/office/word/2010/wordprocessingGroup" xmlns:wpi="http://schemas.microsoft.com/office/word/2010/wordprocessingInk" xmlns:wne="http://schemas.microsoft.com/office/word/2006/wordml" xmlns:wps="http://schemas.microsoft.com/office/word/2010/wordprocessingShape" xmlns:wpsCustomData="http://www.wps.cn/officeDocument/2013/wpsCustomData" mc:Ignorable="w14 wp14">
+<w:numbering xmlns:wpc="http://schemas.microsoft.com/office/word/2010/wordprocessingCanvas" xmlns:mc="http://schemas.openxmlformats.org/markup-compatibility/2006" xmlns:o="urn:schemas-microsoft-com:office:office" xmlns:r="http://schemas.openxmlformats.org/officeDocument/2006/relationships" xmlns:m="http://schemas.openxmlformats.org/officeDocument/2006/math" xmlns:v="urn:schemas-microsoft-com:vml" xmlns:wp14="http://schemas.microsoft.com/office/word/2010/wordprocessingDrawing" xmlns:wp="http://schemas.openxmlformats.org/drawingml/2006/wordprocessingDrawing" xmlns:w10="urn:schemas-microsoft-com:office:word" xmlns:w="http://schemas.openxmlformats.org/wordprocessingml/2006/main" xmlns:w14="http://schemas.microsoft.com/office/word/2010/wordml" xmlns:w15="http://schemas.microsoft.com/office/word/2012/wordml" xmlns:wne="http://schemas.microsoft.com/office/word/2006/wordml" xmlns:wpg="http://schemas.microsoft.com/office/word/2010/wordprocessingGroup" xmlns:wpi="http://schemas.microsoft.com/office/word/2010/wordprocessingInk" xmlns:wps="http://schemas.microsoft.com/office/word/2010/wordprocessingShape" mc:Ignorable="w14 w15 wp14">
   <w:abstractNum w:abstractNumId="0">
     <w:nsid w:val="152C0026"/>
     <w:multiLevelType w:val="multilevel"/>
     <w:tmpl w:val="152C0026"/>
-    <w:lvl w:ilvl="0" w:tentative="0">
+    <w:lvl w:ilvl="0">
       <w:start w:val="1"/>
       <w:numFmt w:val="decimal"/>
-      <w:pStyle w:val="2"/>
+      <w:pStyle w:val="Heading1"/>
       <w:lvlText w:val="%1"/>
       <w:lvlJc w:val="left"/>
       <w:pPr>
@@ -2304,10 +2253,10 @@
         <w:rFonts w:hint="default"/>
       </w:rPr>
     </w:lvl>
-    <w:lvl w:ilvl="1" w:tentative="0">
+    <w:lvl w:ilvl="1">
       <w:start w:val="1"/>
       <w:numFmt w:val="decimal"/>
-      <w:pStyle w:val="3"/>
+      <w:pStyle w:val="Heading2"/>
       <w:lvlText w:val="C.%2"/>
       <w:lvlJc w:val="left"/>
       <w:pPr>
@@ -2317,10 +2266,10 @@
         <w:rFonts w:hint="default"/>
       </w:rPr>
     </w:lvl>
-    <w:lvl w:ilvl="2" w:tentative="0">
+    <w:lvl w:ilvl="2">
       <w:start w:val="1"/>
       <w:numFmt w:val="decimal"/>
-      <w:pStyle w:val="4"/>
+      <w:pStyle w:val="Heading3"/>
       <w:lvlText w:val="C.%2.%3"/>
       <w:lvlJc w:val="left"/>
       <w:pPr>
@@ -2330,10 +2279,10 @@
         <w:rFonts w:hint="default"/>
       </w:rPr>
     </w:lvl>
-    <w:lvl w:ilvl="3" w:tentative="0">
+    <w:lvl w:ilvl="3">
       <w:start w:val="1"/>
       <w:numFmt w:val="decimal"/>
-      <w:pStyle w:val="5"/>
+      <w:pStyle w:val="Heading4"/>
       <w:lvlText w:val="C.%2.%3.%4"/>
       <w:lvlJc w:val="left"/>
       <w:pPr>
@@ -2343,10 +2292,10 @@
         <w:rFonts w:hint="default"/>
       </w:rPr>
     </w:lvl>
-    <w:lvl w:ilvl="4" w:tentative="0">
+    <w:lvl w:ilvl="4">
       <w:start w:val="1"/>
       <w:numFmt w:val="decimal"/>
-      <w:pStyle w:val="6"/>
+      <w:pStyle w:val="Heading5"/>
       <w:lvlText w:val="%1.%2.%3.%4.%5"/>
       <w:lvlJc w:val="left"/>
       <w:pPr>
@@ -2356,10 +2305,10 @@
         <w:rFonts w:hint="default"/>
       </w:rPr>
     </w:lvl>
-    <w:lvl w:ilvl="5" w:tentative="0">
+    <w:lvl w:ilvl="5">
       <w:start w:val="1"/>
       <w:numFmt w:val="decimal"/>
-      <w:pStyle w:val="7"/>
+      <w:pStyle w:val="Heading6"/>
       <w:lvlText w:val="%1.%2.%3.%4.%5.%6"/>
       <w:lvlJc w:val="left"/>
       <w:pPr>
@@ -2369,10 +2318,10 @@
         <w:rFonts w:hint="default"/>
       </w:rPr>
     </w:lvl>
-    <w:lvl w:ilvl="6" w:tentative="0">
+    <w:lvl w:ilvl="6">
       <w:start w:val="1"/>
       <w:numFmt w:val="decimal"/>
-      <w:pStyle w:val="8"/>
+      <w:pStyle w:val="Heading7"/>
       <w:lvlText w:val="%1.%2.%3.%4.%5.%6.%7"/>
       <w:lvlJc w:val="left"/>
       <w:pPr>
@@ -2382,10 +2331,10 @@
         <w:rFonts w:hint="default"/>
       </w:rPr>
     </w:lvl>
-    <w:lvl w:ilvl="7" w:tentative="0">
+    <w:lvl w:ilvl="7">
       <w:start w:val="1"/>
       <w:numFmt w:val="decimal"/>
-      <w:pStyle w:val="9"/>
+      <w:pStyle w:val="Heading8"/>
       <w:lvlText w:val="%1.%2.%3.%4.%5.%6.%7.%8"/>
       <w:lvlJc w:val="left"/>
       <w:pPr>
@@ -2395,10 +2344,10 @@
         <w:rFonts w:hint="default"/>
       </w:rPr>
     </w:lvl>
-    <w:lvl w:ilvl="8" w:tentative="0">
+    <w:lvl w:ilvl="8">
       <w:start w:val="1"/>
       <w:numFmt w:val="decimal"/>
-      <w:pStyle w:val="10"/>
+      <w:pStyle w:val="Heading9"/>
       <w:lvlText w:val="%1.%2.%3.%4.%5.%6.%7.%8.%9"/>
       <w:lvlJc w:val="left"/>
       <w:pPr>
@@ -2416,289 +2365,286 @@
 </file>
 
 <file path=word/styles.xml><?xml version="1.0" encoding="utf-8"?>
-<w:styles xmlns:mc="http://schemas.openxmlformats.org/markup-compatibility/2006" xmlns:o="urn:schemas-microsoft-com:office:office" xmlns:r="http://schemas.openxmlformats.org/officeDocument/2006/relationships" xmlns:m="http://schemas.openxmlformats.org/officeDocument/2006/math" xmlns:v="urn:schemas-microsoft-com:vml" xmlns:w="http://schemas.openxmlformats.org/wordprocessingml/2006/main" xmlns:w14="http://schemas.microsoft.com/office/word/2010/wordml" xmlns:w10="urn:schemas-microsoft-com:office:word" xmlns:sl="http://schemas.openxmlformats.org/schemaLibrary/2006/main" xmlns:wpsCustomData="http://www.wps.cn/officeDocument/2013/wpsCustomData" mc:Ignorable="w14">
+<w:styles xmlns:mc="http://schemas.openxmlformats.org/markup-compatibility/2006" xmlns:r="http://schemas.openxmlformats.org/officeDocument/2006/relationships" xmlns:w="http://schemas.openxmlformats.org/wordprocessingml/2006/main" xmlns:w14="http://schemas.microsoft.com/office/word/2010/wordml" xmlns:w15="http://schemas.microsoft.com/office/word/2012/wordml" mc:Ignorable="w14 w15">
   <w:docDefaults>
     <w:rPrDefault>
       <w:rPr>
-        <w:rFonts w:ascii="Times New Roman" w:hAnsi="Times New Roman" w:eastAsia="宋体" w:cs="Times New Roman"/>
+        <w:rFonts w:ascii="Times New Roman" w:eastAsia="宋体" w:hAnsi="Times New Roman" w:cs="Times New Roman"/>
       </w:rPr>
     </w:rPrDefault>
     <w:pPrDefault/>
   </w:docDefaults>
-  <w:latentStyles w:count="260" w:defQFormat="0" w:defUnhideWhenUsed="1" w:defSemiHidden="1" w:defUIPriority="99" w:defLockedState="0">
-    <w:lsdException w:qFormat="1" w:unhideWhenUsed="0" w:uiPriority="0" w:semiHidden="0" w:name="Normal"/>
-    <w:lsdException w:qFormat="1" w:unhideWhenUsed="0" w:uiPriority="0" w:semiHidden="0" w:name="heading 1"/>
-    <w:lsdException w:qFormat="1" w:unhideWhenUsed="0" w:uiPriority="0" w:semiHidden="0" w:name="heading 2"/>
-    <w:lsdException w:qFormat="1" w:unhideWhenUsed="0" w:uiPriority="9" w:semiHidden="0" w:name="heading 3"/>
-    <w:lsdException w:qFormat="1" w:unhideWhenUsed="0" w:uiPriority="0" w:semiHidden="0" w:name="heading 4"/>
-    <w:lsdException w:qFormat="1" w:unhideWhenUsed="0" w:uiPriority="0" w:semiHidden="0" w:name="heading 5"/>
-    <w:lsdException w:qFormat="1" w:unhideWhenUsed="0" w:uiPriority="0" w:semiHidden="0" w:name="heading 6"/>
-    <w:lsdException w:qFormat="1" w:unhideWhenUsed="0" w:uiPriority="0" w:semiHidden="0" w:name="heading 7"/>
-    <w:lsdException w:qFormat="1" w:unhideWhenUsed="0" w:uiPriority="0" w:semiHidden="0" w:name="heading 8"/>
-    <w:lsdException w:qFormat="1" w:unhideWhenUsed="0" w:uiPriority="0" w:semiHidden="0" w:name="heading 9"/>
-    <w:lsdException w:uiPriority="99" w:name="index 1"/>
-    <w:lsdException w:uiPriority="99" w:name="index 2"/>
-    <w:lsdException w:uiPriority="99" w:name="index 3"/>
-    <w:lsdException w:uiPriority="99" w:name="index 4"/>
-    <w:lsdException w:uiPriority="99" w:name="index 5"/>
-    <w:lsdException w:uiPriority="99" w:name="index 6"/>
-    <w:lsdException w:uiPriority="99" w:name="index 7"/>
-    <w:lsdException w:uiPriority="99" w:name="index 8"/>
-    <w:lsdException w:uiPriority="99" w:name="index 9"/>
-    <w:lsdException w:uiPriority="39" w:name="toc 1"/>
-    <w:lsdException w:uiPriority="39" w:name="toc 2"/>
-    <w:lsdException w:uiPriority="39" w:name="toc 3"/>
-    <w:lsdException w:uiPriority="39" w:name="toc 4"/>
-    <w:lsdException w:uiPriority="39" w:name="toc 5"/>
-    <w:lsdException w:uiPriority="39" w:name="toc 6"/>
-    <w:lsdException w:uiPriority="39" w:name="toc 7"/>
-    <w:lsdException w:uiPriority="39" w:name="toc 8"/>
-    <w:lsdException w:uiPriority="39" w:name="toc 9"/>
-    <w:lsdException w:uiPriority="99" w:name="Normal Indent"/>
-    <w:lsdException w:uiPriority="99" w:name="footnote text"/>
-    <w:lsdException w:uiPriority="99" w:name="annotation text"/>
-    <w:lsdException w:qFormat="1" w:uiPriority="99" w:semiHidden="0" w:name="header"/>
-    <w:lsdException w:qFormat="1" w:uiPriority="99" w:semiHidden="0" w:name="footer"/>
-    <w:lsdException w:uiPriority="99" w:name="index heading"/>
-    <w:lsdException w:qFormat="1" w:uiPriority="35" w:name="caption"/>
-    <w:lsdException w:uiPriority="99" w:name="table of figures"/>
-    <w:lsdException w:uiPriority="99" w:name="envelope address"/>
-    <w:lsdException w:uiPriority="99" w:name="envelope return"/>
-    <w:lsdException w:uiPriority="99" w:name="footnote reference"/>
-    <w:lsdException w:uiPriority="99" w:name="annotation reference"/>
-    <w:lsdException w:uiPriority="99" w:name="line number"/>
-    <w:lsdException w:uiPriority="99" w:name="page number"/>
-    <w:lsdException w:uiPriority="99" w:name="endnote reference"/>
-    <w:lsdException w:uiPriority="99" w:name="endnote text"/>
-    <w:lsdException w:uiPriority="99" w:name="table of authorities"/>
-    <w:lsdException w:uiPriority="99" w:name="macro"/>
-    <w:lsdException w:uiPriority="99" w:name="toa heading"/>
-    <w:lsdException w:uiPriority="99" w:name="List"/>
-    <w:lsdException w:uiPriority="99" w:name="List Bullet"/>
-    <w:lsdException w:uiPriority="99" w:name="List Number"/>
-    <w:lsdException w:uiPriority="99" w:name="List 2"/>
-    <w:lsdException w:uiPriority="99" w:name="List 3"/>
-    <w:lsdException w:uiPriority="99" w:name="List 4"/>
-    <w:lsdException w:uiPriority="99" w:name="List 5"/>
-    <w:lsdException w:uiPriority="99" w:name="List Bullet 2"/>
-    <w:lsdException w:uiPriority="99" w:name="List Bullet 3"/>
-    <w:lsdException w:uiPriority="99" w:name="List Bullet 4"/>
-    <w:lsdException w:uiPriority="99" w:name="List Bullet 5"/>
-    <w:lsdException w:uiPriority="99" w:name="List Number 2"/>
-    <w:lsdException w:uiPriority="99" w:name="List Number 3"/>
-    <w:lsdException w:uiPriority="99" w:name="List Number 4"/>
-    <w:lsdException w:uiPriority="99" w:name="List Number 5"/>
-    <w:lsdException w:qFormat="1" w:unhideWhenUsed="0" w:uiPriority="10" w:semiHidden="0" w:name="Title"/>
-    <w:lsdException w:uiPriority="99" w:name="Closing"/>
-    <w:lsdException w:uiPriority="99" w:name="Signature"/>
-    <w:lsdException w:qFormat="1" w:uiPriority="1" w:name="Default Paragraph Font"/>
-    <w:lsdException w:uiPriority="99" w:name="Body Text"/>
-    <w:lsdException w:uiPriority="99" w:name="Body Text Indent"/>
-    <w:lsdException w:uiPriority="99" w:name="List Continue"/>
-    <w:lsdException w:uiPriority="99" w:name="List Continue 2"/>
-    <w:lsdException w:uiPriority="99" w:name="List Continue 3"/>
-    <w:lsdException w:uiPriority="99" w:name="List Continue 4"/>
-    <w:lsdException w:uiPriority="99" w:name="List Continue 5"/>
-    <w:lsdException w:uiPriority="99" w:name="Message Header"/>
-    <w:lsdException w:qFormat="1" w:unhideWhenUsed="0" w:uiPriority="11" w:semiHidden="0" w:name="Subtitle"/>
-    <w:lsdException w:uiPriority="99" w:name="Salutation"/>
-    <w:lsdException w:uiPriority="99" w:name="Date"/>
-    <w:lsdException w:uiPriority="99" w:name="Body Text First Indent"/>
-    <w:lsdException w:uiPriority="99" w:name="Body Text First Indent 2"/>
-    <w:lsdException w:uiPriority="99" w:name="Note Heading"/>
-    <w:lsdException w:uiPriority="99" w:name="Body Text 2"/>
-    <w:lsdException w:qFormat="1" w:unhideWhenUsed="0" w:uiPriority="0" w:semiHidden="0" w:name="Body Text 3"/>
-    <w:lsdException w:uiPriority="99" w:name="Body Text Indent 2"/>
-    <w:lsdException w:uiPriority="99" w:name="Body Text Indent 3"/>
-    <w:lsdException w:uiPriority="99" w:name="Block Text"/>
-    <w:lsdException w:uiPriority="99" w:name="Hyperlink"/>
-    <w:lsdException w:uiPriority="99" w:name="FollowedHyperlink"/>
-    <w:lsdException w:qFormat="1" w:unhideWhenUsed="0" w:uiPriority="22" w:semiHidden="0" w:name="Strong"/>
-    <w:lsdException w:qFormat="1" w:unhideWhenUsed="0" w:uiPriority="20" w:semiHidden="0" w:name="Emphasis"/>
-    <w:lsdException w:uiPriority="99" w:name="Document Map"/>
-    <w:lsdException w:uiPriority="99" w:name="Plain Text"/>
-    <w:lsdException w:uiPriority="99" w:name="E-mail Signature"/>
-    <w:lsdException w:qFormat="1" w:uiPriority="99" w:name="Normal (Web)"/>
-    <w:lsdException w:uiPriority="99" w:name="HTML Acronym"/>
-    <w:lsdException w:uiPriority="99" w:name="HTML Address"/>
-    <w:lsdException w:uiPriority="99" w:name="HTML Cite"/>
-    <w:lsdException w:uiPriority="99" w:name="HTML Code"/>
-    <w:lsdException w:uiPriority="99" w:name="HTML Definition"/>
-    <w:lsdException w:uiPriority="99" w:name="HTML Keyboard"/>
-    <w:lsdException w:uiPriority="99" w:name="HTML Preformatted"/>
-    <w:lsdException w:uiPriority="99" w:name="HTML Sample"/>
-    <w:lsdException w:uiPriority="99" w:name="HTML Typewriter"/>
-    <w:lsdException w:uiPriority="99" w:name="HTML Variable"/>
-    <w:lsdException w:qFormat="1" w:uiPriority="99" w:name="Normal Table"/>
-    <w:lsdException w:uiPriority="99" w:name="annotation subject"/>
-    <w:lsdException w:uiPriority="99" w:name="Table Simple 1"/>
-    <w:lsdException w:uiPriority="99" w:name="Table Simple 2"/>
-    <w:lsdException w:uiPriority="99" w:name="Table Simple 3"/>
-    <w:lsdException w:uiPriority="99" w:name="Table Classic 1"/>
-    <w:lsdException w:uiPriority="99" w:name="Table Classic 2"/>
-    <w:lsdException w:uiPriority="99" w:name="Table Classic 3"/>
-    <w:lsdException w:uiPriority="99" w:name="Table Classic 4"/>
-    <w:lsdException w:uiPriority="99" w:name="Table Colorful 1"/>
-    <w:lsdException w:uiPriority="99" w:name="Table Colorful 2"/>
-    <w:lsdException w:uiPriority="99" w:name="Table Colorful 3"/>
-    <w:lsdException w:uiPriority="99" w:name="Table Columns 1"/>
-    <w:lsdException w:uiPriority="99" w:name="Table Columns 2"/>
-    <w:lsdException w:uiPriority="99" w:name="Table Columns 3"/>
-    <w:lsdException w:uiPriority="99" w:name="Table Columns 4"/>
-    <w:lsdException w:uiPriority="99" w:name="Table Columns 5"/>
-    <w:lsdException w:uiPriority="99" w:name="Table Grid 1"/>
-    <w:lsdException w:uiPriority="99" w:name="Table Grid 2"/>
-    <w:lsdException w:uiPriority="99" w:name="Table Grid 3"/>
-    <w:lsdException w:uiPriority="99" w:name="Table Grid 4"/>
-    <w:lsdException w:uiPriority="99" w:name="Table Grid 5"/>
-    <w:lsdException w:uiPriority="99" w:name="Table Grid 6"/>
-    <w:lsdException w:uiPriority="99" w:name="Table Grid 7"/>
-    <w:lsdException w:uiPriority="99" w:name="Table Grid 8"/>
-    <w:lsdException w:uiPriority="99" w:name="Table List 1"/>
-    <w:lsdException w:uiPriority="99" w:name="Table List 2"/>
-    <w:lsdException w:uiPriority="99" w:name="Table List 3"/>
-    <w:lsdException w:uiPriority="99" w:name="Table List 4"/>
-    <w:lsdException w:uiPriority="99" w:name="Table List 5"/>
-    <w:lsdException w:uiPriority="99" w:name="Table List 6"/>
-    <w:lsdException w:uiPriority="99" w:name="Table List 7"/>
-    <w:lsdException w:uiPriority="99" w:name="Table List 8"/>
-    <w:lsdException w:uiPriority="99" w:name="Table 3D effects 1"/>
-    <w:lsdException w:uiPriority="99" w:name="Table 3D effects 2"/>
-    <w:lsdException w:uiPriority="99" w:name="Table 3D effects 3"/>
-    <w:lsdException w:uiPriority="99" w:name="Table Contemporary"/>
-    <w:lsdException w:uiPriority="99" w:name="Table Elegant"/>
-    <w:lsdException w:uiPriority="99" w:name="Table Professional"/>
-    <w:lsdException w:uiPriority="99" w:name="Table Subtle 1"/>
-    <w:lsdException w:uiPriority="99" w:name="Table Subtle 2"/>
-    <w:lsdException w:uiPriority="99" w:name="Table Web 1"/>
-    <w:lsdException w:uiPriority="99" w:name="Table Web 2"/>
-    <w:lsdException w:uiPriority="99" w:name="Table Web 3"/>
-    <w:lsdException w:qFormat="1" w:uiPriority="99" w:name="Balloon Text"/>
-    <w:lsdException w:unhideWhenUsed="0" w:uiPriority="59" w:semiHidden="0" w:name="Table Grid"/>
-    <w:lsdException w:uiPriority="99" w:name="Table Theme"/>
-    <w:lsdException w:unhideWhenUsed="0" w:uiPriority="60" w:semiHidden="0" w:name="Light Shading"/>
-    <w:lsdException w:unhideWhenUsed="0" w:uiPriority="61" w:semiHidden="0" w:name="Light List"/>
-    <w:lsdException w:unhideWhenUsed="0" w:uiPriority="62" w:semiHidden="0" w:name="Light Grid"/>
-    <w:lsdException w:unhideWhenUsed="0" w:uiPriority="63" w:semiHidden="0" w:name="Medium Shading 1"/>
-    <w:lsdException w:unhideWhenUsed="0" w:uiPriority="64" w:semiHidden="0" w:name="Medium Shading 2"/>
-    <w:lsdException w:unhideWhenUsed="0" w:uiPriority="65" w:semiHidden="0" w:name="Medium List 1"/>
-    <w:lsdException w:unhideWhenUsed="0" w:uiPriority="66" w:semiHidden="0" w:name="Medium List 2"/>
-    <w:lsdException w:unhideWhenUsed="0" w:uiPriority="67" w:semiHidden="0" w:name="Medium Grid 1"/>
-    <w:lsdException w:unhideWhenUsed="0" w:uiPriority="68" w:semiHidden="0" w:name="Medium Grid 2"/>
-    <w:lsdException w:unhideWhenUsed="0" w:uiPriority="69" w:semiHidden="0" w:name="Medium Grid 3"/>
-    <w:lsdException w:unhideWhenUsed="0" w:uiPriority="70" w:semiHidden="0" w:name="Dark List"/>
-    <w:lsdException w:unhideWhenUsed="0" w:uiPriority="71" w:semiHidden="0" w:name="Colorful Shading"/>
-    <w:lsdException w:unhideWhenUsed="0" w:uiPriority="72" w:semiHidden="0" w:name="Colorful List"/>
-    <w:lsdException w:unhideWhenUsed="0" w:uiPriority="73" w:semiHidden="0" w:name="Colorful Grid"/>
-    <w:lsdException w:unhideWhenUsed="0" w:uiPriority="60" w:semiHidden="0" w:name="Light Shading Accent 1"/>
-    <w:lsdException w:unhideWhenUsed="0" w:uiPriority="61" w:semiHidden="0" w:name="Light List Accent 1"/>
-    <w:lsdException w:unhideWhenUsed="0" w:uiPriority="62" w:semiHidden="0" w:name="Light Grid Accent 1"/>
-    <w:lsdException w:unhideWhenUsed="0" w:uiPriority="63" w:semiHidden="0" w:name="Medium Shading 1 Accent 1"/>
-    <w:lsdException w:unhideWhenUsed="0" w:uiPriority="64" w:semiHidden="0" w:name="Medium Shading 2 Accent 1"/>
-    <w:lsdException w:unhideWhenUsed="0" w:uiPriority="65" w:semiHidden="0" w:name="Medium List 1 Accent 1"/>
-    <w:lsdException w:unhideWhenUsed="0" w:uiPriority="66" w:semiHidden="0" w:name="Medium List 2 Accent 1"/>
-    <w:lsdException w:unhideWhenUsed="0" w:uiPriority="67" w:semiHidden="0" w:name="Medium Grid 1 Accent 1"/>
-    <w:lsdException w:unhideWhenUsed="0" w:uiPriority="68" w:semiHidden="0" w:name="Medium Grid 2 Accent 1"/>
-    <w:lsdException w:unhideWhenUsed="0" w:uiPriority="69" w:semiHidden="0" w:name="Medium Grid 3 Accent 1"/>
-    <w:lsdException w:unhideWhenUsed="0" w:uiPriority="70" w:semiHidden="0" w:name="Dark List Accent 1"/>
-    <w:lsdException w:unhideWhenUsed="0" w:uiPriority="71" w:semiHidden="0" w:name="Colorful Shading Accent 1"/>
-    <w:lsdException w:unhideWhenUsed="0" w:uiPriority="72" w:semiHidden="0" w:name="Colorful List Accent 1"/>
-    <w:lsdException w:unhideWhenUsed="0" w:uiPriority="73" w:semiHidden="0" w:name="Colorful Grid Accent 1"/>
-    <w:lsdException w:unhideWhenUsed="0" w:uiPriority="60" w:semiHidden="0" w:name="Light Shading Accent 2"/>
-    <w:lsdException w:unhideWhenUsed="0" w:uiPriority="61" w:semiHidden="0" w:name="Light List Accent 2"/>
-    <w:lsdException w:unhideWhenUsed="0" w:uiPriority="62" w:semiHidden="0" w:name="Light Grid Accent 2"/>
-    <w:lsdException w:unhideWhenUsed="0" w:uiPriority="63" w:semiHidden="0" w:name="Medium Shading 1 Accent 2"/>
-    <w:lsdException w:unhideWhenUsed="0" w:uiPriority="64" w:semiHidden="0" w:name="Medium Shading 2 Accent 2"/>
-    <w:lsdException w:unhideWhenUsed="0" w:uiPriority="65" w:semiHidden="0" w:name="Medium List 1 Accent 2"/>
-    <w:lsdException w:unhideWhenUsed="0" w:uiPriority="66" w:semiHidden="0" w:name="Medium List 2 Accent 2"/>
-    <w:lsdException w:unhideWhenUsed="0" w:uiPriority="67" w:semiHidden="0" w:name="Medium Grid 1 Accent 2"/>
-    <w:lsdException w:unhideWhenUsed="0" w:uiPriority="68" w:semiHidden="0" w:name="Medium Grid 2 Accent 2"/>
-    <w:lsdException w:unhideWhenUsed="0" w:uiPriority="69" w:semiHidden="0" w:name="Medium Grid 3 Accent 2"/>
-    <w:lsdException w:unhideWhenUsed="0" w:uiPriority="70" w:semiHidden="0" w:name="Dark List Accent 2"/>
-    <w:lsdException w:unhideWhenUsed="0" w:uiPriority="71" w:semiHidden="0" w:name="Colorful Shading Accent 2"/>
-    <w:lsdException w:unhideWhenUsed="0" w:uiPriority="72" w:semiHidden="0" w:name="Colorful List Accent 2"/>
-    <w:lsdException w:unhideWhenUsed="0" w:uiPriority="73" w:semiHidden="0" w:name="Colorful Grid Accent 2"/>
-    <w:lsdException w:unhideWhenUsed="0" w:uiPriority="60" w:semiHidden="0" w:name="Light Shading Accent 3"/>
-    <w:lsdException w:unhideWhenUsed="0" w:uiPriority="61" w:semiHidden="0" w:name="Light List Accent 3"/>
-    <w:lsdException w:unhideWhenUsed="0" w:uiPriority="62" w:semiHidden="0" w:name="Light Grid Accent 3"/>
-    <w:lsdException w:unhideWhenUsed="0" w:uiPriority="63" w:semiHidden="0" w:name="Medium Shading 1 Accent 3"/>
-    <w:lsdException w:unhideWhenUsed="0" w:uiPriority="64" w:semiHidden="0" w:name="Medium Shading 2 Accent 3"/>
-    <w:lsdException w:unhideWhenUsed="0" w:uiPriority="65" w:semiHidden="0" w:name="Medium List 1 Accent 3"/>
-    <w:lsdException w:unhideWhenUsed="0" w:uiPriority="66" w:semiHidden="0" w:name="Medium List 2 Accent 3"/>
-    <w:lsdException w:unhideWhenUsed="0" w:uiPriority="67" w:semiHidden="0" w:name="Medium Grid 1 Accent 3"/>
-    <w:lsdException w:unhideWhenUsed="0" w:uiPriority="68" w:semiHidden="0" w:name="Medium Grid 2 Accent 3"/>
-    <w:lsdException w:unhideWhenUsed="0" w:uiPriority="69" w:semiHidden="0" w:name="Medium Grid 3 Accent 3"/>
-    <w:lsdException w:unhideWhenUsed="0" w:uiPriority="70" w:semiHidden="0" w:name="Dark List Accent 3"/>
-    <w:lsdException w:unhideWhenUsed="0" w:uiPriority="71" w:semiHidden="0" w:name="Colorful Shading Accent 3"/>
-    <w:lsdException w:unhideWhenUsed="0" w:uiPriority="72" w:semiHidden="0" w:name="Colorful List Accent 3"/>
-    <w:lsdException w:unhideWhenUsed="0" w:uiPriority="73" w:semiHidden="0" w:name="Colorful Grid Accent 3"/>
-    <w:lsdException w:unhideWhenUsed="0" w:uiPriority="60" w:semiHidden="0" w:name="Light Shading Accent 4"/>
-    <w:lsdException w:unhideWhenUsed="0" w:uiPriority="61" w:semiHidden="0" w:name="Light List Accent 4"/>
-    <w:lsdException w:unhideWhenUsed="0" w:uiPriority="62" w:semiHidden="0" w:name="Light Grid Accent 4"/>
-    <w:lsdException w:unhideWhenUsed="0" w:uiPriority="63" w:semiHidden="0" w:name="Medium Shading 1 Accent 4"/>
-    <w:lsdException w:unhideWhenUsed="0" w:uiPriority="64" w:semiHidden="0" w:name="Medium Shading 2 Accent 4"/>
-    <w:lsdException w:unhideWhenUsed="0" w:uiPriority="65" w:semiHidden="0" w:name="Medium List 1 Accent 4"/>
-    <w:lsdException w:unhideWhenUsed="0" w:uiPriority="66" w:semiHidden="0" w:name="Medium List 2 Accent 4"/>
-    <w:lsdException w:unhideWhenUsed="0" w:uiPriority="67" w:semiHidden="0" w:name="Medium Grid 1 Accent 4"/>
-    <w:lsdException w:unhideWhenUsed="0" w:uiPriority="68" w:semiHidden="0" w:name="Medium Grid 2 Accent 4"/>
-    <w:lsdException w:unhideWhenUsed="0" w:uiPriority="69" w:semiHidden="0" w:name="Medium Grid 3 Accent 4"/>
-    <w:lsdException w:unhideWhenUsed="0" w:uiPriority="70" w:semiHidden="0" w:name="Dark List Accent 4"/>
-    <w:lsdException w:unhideWhenUsed="0" w:uiPriority="71" w:semiHidden="0" w:name="Colorful Shading Accent 4"/>
-    <w:lsdException w:unhideWhenUsed="0" w:uiPriority="72" w:semiHidden="0" w:name="Colorful List Accent 4"/>
-    <w:lsdException w:unhideWhenUsed="0" w:uiPriority="73" w:semiHidden="0" w:name="Colorful Grid Accent 4"/>
-    <w:lsdException w:unhideWhenUsed="0" w:uiPriority="60" w:semiHidden="0" w:name="Light Shading Accent 5"/>
-    <w:lsdException w:unhideWhenUsed="0" w:uiPriority="61" w:semiHidden="0" w:name="Light List Accent 5"/>
-    <w:lsdException w:unhideWhenUsed="0" w:uiPriority="62" w:semiHidden="0" w:name="Light Grid Accent 5"/>
-    <w:lsdException w:unhideWhenUsed="0" w:uiPriority="63" w:semiHidden="0" w:name="Medium Shading 1 Accent 5"/>
-    <w:lsdException w:unhideWhenUsed="0" w:uiPriority="64" w:semiHidden="0" w:name="Medium Shading 2 Accent 5"/>
-    <w:lsdException w:unhideWhenUsed="0" w:uiPriority="65" w:semiHidden="0" w:name="Medium List 1 Accent 5"/>
-    <w:lsdException w:unhideWhenUsed="0" w:uiPriority="66" w:semiHidden="0" w:name="Medium List 2 Accent 5"/>
-    <w:lsdException w:unhideWhenUsed="0" w:uiPriority="67" w:semiHidden="0" w:name="Medium Grid 1 Accent 5"/>
-    <w:lsdException w:unhideWhenUsed="0" w:uiPriority="68" w:semiHidden="0" w:name="Medium Grid 2 Accent 5"/>
-    <w:lsdException w:unhideWhenUsed="0" w:uiPriority="69" w:semiHidden="0" w:name="Medium Grid 3 Accent 5"/>
-    <w:lsdException w:unhideWhenUsed="0" w:uiPriority="70" w:semiHidden="0" w:name="Dark List Accent 5"/>
-    <w:lsdException w:unhideWhenUsed="0" w:uiPriority="71" w:semiHidden="0" w:name="Colorful Shading Accent 5"/>
-    <w:lsdException w:unhideWhenUsed="0" w:uiPriority="72" w:semiHidden="0" w:name="Colorful List Accent 5"/>
-    <w:lsdException w:unhideWhenUsed="0" w:uiPriority="73" w:semiHidden="0" w:name="Colorful Grid Accent 5"/>
-    <w:lsdException w:unhideWhenUsed="0" w:uiPriority="60" w:semiHidden="0" w:name="Light Shading Accent 6"/>
-    <w:lsdException w:unhideWhenUsed="0" w:uiPriority="61" w:semiHidden="0" w:name="Light List Accent 6"/>
-    <w:lsdException w:unhideWhenUsed="0" w:uiPriority="62" w:semiHidden="0" w:name="Light Grid Accent 6"/>
-    <w:lsdException w:unhideWhenUsed="0" w:uiPriority="63" w:semiHidden="0" w:name="Medium Shading 1 Accent 6"/>
-    <w:lsdException w:unhideWhenUsed="0" w:uiPriority="64" w:semiHidden="0" w:name="Medium Shading 2 Accent 6"/>
-    <w:lsdException w:unhideWhenUsed="0" w:uiPriority="65" w:semiHidden="0" w:name="Medium List 1 Accent 6"/>
-    <w:lsdException w:unhideWhenUsed="0" w:uiPriority="66" w:semiHidden="0" w:name="Medium List 2 Accent 6"/>
-    <w:lsdException w:unhideWhenUsed="0" w:uiPriority="67" w:semiHidden="0" w:name="Medium Grid 1 Accent 6"/>
-    <w:lsdException w:unhideWhenUsed="0" w:uiPriority="68" w:semiHidden="0" w:name="Medium Grid 2 Accent 6"/>
-    <w:lsdException w:unhideWhenUsed="0" w:uiPriority="69" w:semiHidden="0" w:name="Medium Grid 3 Accent 6"/>
-    <w:lsdException w:unhideWhenUsed="0" w:uiPriority="70" w:semiHidden="0" w:name="Dark List Accent 6"/>
-    <w:lsdException w:unhideWhenUsed="0" w:uiPriority="71" w:semiHidden="0" w:name="Colorful Shading Accent 6"/>
-    <w:lsdException w:unhideWhenUsed="0" w:uiPriority="72" w:semiHidden="0" w:name="Colorful List Accent 6"/>
-    <w:lsdException w:unhideWhenUsed="0" w:uiPriority="73" w:semiHidden="0" w:name="Colorful Grid Accent 6"/>
+  <w:latentStyles w:defLockedState="0" w:defUIPriority="99" w:defSemiHidden="1" w:defUnhideWhenUsed="1" w:defQFormat="0" w:count="260">
+    <w:lsdException w:name="Normal" w:semiHidden="0" w:uiPriority="0" w:unhideWhenUsed="0" w:qFormat="1"/>
+    <w:lsdException w:name="heading 1" w:semiHidden="0" w:uiPriority="0" w:unhideWhenUsed="0" w:qFormat="1"/>
+    <w:lsdException w:name="heading 2" w:semiHidden="0" w:uiPriority="0" w:unhideWhenUsed="0" w:qFormat="1"/>
+    <w:lsdException w:name="heading 3" w:semiHidden="0" w:uiPriority="9" w:unhideWhenUsed="0" w:qFormat="1"/>
+    <w:lsdException w:name="heading 4" w:semiHidden="0" w:uiPriority="0" w:unhideWhenUsed="0" w:qFormat="1"/>
+    <w:lsdException w:name="heading 5" w:semiHidden="0" w:uiPriority="0" w:unhideWhenUsed="0" w:qFormat="1"/>
+    <w:lsdException w:name="heading 6" w:semiHidden="0" w:uiPriority="0" w:unhideWhenUsed="0" w:qFormat="1"/>
+    <w:lsdException w:name="heading 7" w:semiHidden="0" w:uiPriority="0" w:unhideWhenUsed="0" w:qFormat="1"/>
+    <w:lsdException w:name="heading 8" w:semiHidden="0" w:uiPriority="0" w:unhideWhenUsed="0" w:qFormat="1"/>
+    <w:lsdException w:name="heading 9" w:semiHidden="0" w:uiPriority="0" w:unhideWhenUsed="0" w:qFormat="1"/>
+    <w:lsdException w:name="index 1"/>
+    <w:lsdException w:name="index 2"/>
+    <w:lsdException w:name="index 3"/>
+    <w:lsdException w:name="index 4"/>
+    <w:lsdException w:name="index 5"/>
+    <w:lsdException w:name="index 6"/>
+    <w:lsdException w:name="index 7"/>
+    <w:lsdException w:name="index 8"/>
+    <w:lsdException w:name="index 9"/>
+    <w:lsdException w:name="toc 1" w:uiPriority="39"/>
+    <w:lsdException w:name="toc 2" w:uiPriority="39"/>
+    <w:lsdException w:name="toc 3" w:uiPriority="39"/>
+    <w:lsdException w:name="toc 4" w:uiPriority="39"/>
+    <w:lsdException w:name="toc 5" w:uiPriority="39"/>
+    <w:lsdException w:name="toc 6" w:uiPriority="39"/>
+    <w:lsdException w:name="toc 7" w:uiPriority="39"/>
+    <w:lsdException w:name="toc 8" w:uiPriority="39"/>
+    <w:lsdException w:name="toc 9" w:uiPriority="39"/>
+    <w:lsdException w:name="Normal Indent"/>
+    <w:lsdException w:name="footnote text"/>
+    <w:lsdException w:name="annotation text"/>
+    <w:lsdException w:name="header" w:semiHidden="0" w:qFormat="1"/>
+    <w:lsdException w:name="footer" w:semiHidden="0" w:qFormat="1"/>
+    <w:lsdException w:name="index heading"/>
+    <w:lsdException w:name="caption" w:uiPriority="35" w:qFormat="1"/>
+    <w:lsdException w:name="table of figures"/>
+    <w:lsdException w:name="envelope address"/>
+    <w:lsdException w:name="envelope return"/>
+    <w:lsdException w:name="footnote reference"/>
+    <w:lsdException w:name="annotation reference"/>
+    <w:lsdException w:name="line number"/>
+    <w:lsdException w:name="page number"/>
+    <w:lsdException w:name="endnote reference"/>
+    <w:lsdException w:name="endnote text"/>
+    <w:lsdException w:name="table of authorities"/>
+    <w:lsdException w:name="macro"/>
+    <w:lsdException w:name="toa heading"/>
+    <w:lsdException w:name="List"/>
+    <w:lsdException w:name="List Bullet"/>
+    <w:lsdException w:name="List Number"/>
+    <w:lsdException w:name="List 2"/>
+    <w:lsdException w:name="List 3"/>
+    <w:lsdException w:name="List 4"/>
+    <w:lsdException w:name="List 5"/>
+    <w:lsdException w:name="List Bullet 2"/>
+    <w:lsdException w:name="List Bullet 3"/>
+    <w:lsdException w:name="List Bullet 4"/>
+    <w:lsdException w:name="List Bullet 5"/>
+    <w:lsdException w:name="List Number 2"/>
+    <w:lsdException w:name="List Number 3"/>
+    <w:lsdException w:name="List Number 4"/>
+    <w:lsdException w:name="List Number 5"/>
+    <w:lsdException w:name="Title" w:semiHidden="0" w:uiPriority="10" w:unhideWhenUsed="0" w:qFormat="1"/>
+    <w:lsdException w:name="Closing"/>
+    <w:lsdException w:name="Signature"/>
+    <w:lsdException w:name="Default Paragraph Font" w:uiPriority="1" w:qFormat="1"/>
+    <w:lsdException w:name="Body Text"/>
+    <w:lsdException w:name="Body Text Indent"/>
+    <w:lsdException w:name="List Continue"/>
+    <w:lsdException w:name="List Continue 2"/>
+    <w:lsdException w:name="List Continue 3"/>
+    <w:lsdException w:name="List Continue 4"/>
+    <w:lsdException w:name="List Continue 5"/>
+    <w:lsdException w:name="Message Header"/>
+    <w:lsdException w:name="Subtitle" w:semiHidden="0" w:uiPriority="11" w:unhideWhenUsed="0" w:qFormat="1"/>
+    <w:lsdException w:name="Salutation"/>
+    <w:lsdException w:name="Date"/>
+    <w:lsdException w:name="Body Text First Indent"/>
+    <w:lsdException w:name="Body Text First Indent 2"/>
+    <w:lsdException w:name="Body Text 2"/>
+    <w:lsdException w:name="Body Text 3" w:semiHidden="0" w:uiPriority="0" w:unhideWhenUsed="0" w:qFormat="1"/>
+    <w:lsdException w:name="Body Text Indent 2"/>
+    <w:lsdException w:name="Body Text Indent 3"/>
+    <w:lsdException w:name="Block Text"/>
+    <w:lsdException w:name="Hyperlink"/>
+    <w:lsdException w:name="FollowedHyperlink"/>
+    <w:lsdException w:name="Strong" w:semiHidden="0" w:uiPriority="22" w:unhideWhenUsed="0" w:qFormat="1"/>
+    <w:lsdException w:name="Emphasis" w:semiHidden="0" w:uiPriority="20" w:unhideWhenUsed="0" w:qFormat="1"/>
+    <w:lsdException w:name="Document Map"/>
+    <w:lsdException w:name="Plain Text"/>
+    <w:lsdException w:name="E-mail Signature"/>
+    <w:lsdException w:name="Normal (Web)" w:qFormat="1"/>
+    <w:lsdException w:name="HTML Acronym"/>
+    <w:lsdException w:name="HTML Address"/>
+    <w:lsdException w:name="HTML Cite"/>
+    <w:lsdException w:name="HTML Code"/>
+    <w:lsdException w:name="HTML Definition"/>
+    <w:lsdException w:name="HTML Keyboard"/>
+    <w:lsdException w:name="HTML Preformatted"/>
+    <w:lsdException w:name="HTML Sample"/>
+    <w:lsdException w:name="HTML Typewriter"/>
+    <w:lsdException w:name="HTML Variable"/>
+    <w:lsdException w:name="Normal Table" w:qFormat="1"/>
+    <w:lsdException w:name="annotation subject"/>
+    <w:lsdException w:name="Table Simple 1"/>
+    <w:lsdException w:name="Table Simple 2"/>
+    <w:lsdException w:name="Table Simple 3"/>
+    <w:lsdException w:name="Table Classic 1"/>
+    <w:lsdException w:name="Table Classic 2"/>
+    <w:lsdException w:name="Table Classic 3"/>
+    <w:lsdException w:name="Table Classic 4"/>
+    <w:lsdException w:name="Table Colorful 1"/>
+    <w:lsdException w:name="Table Colorful 2"/>
+    <w:lsdException w:name="Table Colorful 3"/>
+    <w:lsdException w:name="Table Columns 1"/>
+    <w:lsdException w:name="Table Columns 2"/>
+    <w:lsdException w:name="Table Columns 3"/>
+    <w:lsdException w:name="Table Columns 4"/>
+    <w:lsdException w:name="Table Columns 5"/>
+    <w:lsdException w:name="Table Grid 1"/>
+    <w:lsdException w:name="Table Grid 2"/>
+    <w:lsdException w:name="Table Grid 3"/>
+    <w:lsdException w:name="Table Grid 4"/>
+    <w:lsdException w:name="Table Grid 5"/>
+    <w:lsdException w:name="Table Grid 6"/>
+    <w:lsdException w:name="Table Grid 7"/>
+    <w:lsdException w:name="Table Grid 8"/>
+    <w:lsdException w:name="Table List 1"/>
+    <w:lsdException w:name="Table List 2"/>
+    <w:lsdException w:name="Table List 3"/>
+    <w:lsdException w:name="Table List 4"/>
+    <w:lsdException w:name="Table List 5"/>
+    <w:lsdException w:name="Table List 6"/>
+    <w:lsdException w:name="Table List 7"/>
+    <w:lsdException w:name="Table List 8"/>
+    <w:lsdException w:name="Table 3D effects 1"/>
+    <w:lsdException w:name="Table 3D effects 2"/>
+    <w:lsdException w:name="Table 3D effects 3"/>
+    <w:lsdException w:name="Table Contemporary"/>
+    <w:lsdException w:name="Table Elegant"/>
+    <w:lsdException w:name="Table Professional"/>
+    <w:lsdException w:name="Table Subtle 1"/>
+    <w:lsdException w:name="Table Subtle 2"/>
+    <w:lsdException w:name="Table Web 1"/>
+    <w:lsdException w:name="Table Web 2"/>
+    <w:lsdException w:name="Table Web 3"/>
+    <w:lsdException w:name="Balloon Text" w:qFormat="1"/>
+    <w:lsdException w:name="Table Grid" w:semiHidden="0" w:uiPriority="59" w:unhideWhenUsed="0"/>
+    <w:lsdException w:name="Table Theme"/>
+    <w:lsdException w:name="Light Shading" w:semiHidden="0" w:uiPriority="60" w:unhideWhenUsed="0"/>
+    <w:lsdException w:name="Light List" w:semiHidden="0" w:uiPriority="61" w:unhideWhenUsed="0"/>
+    <w:lsdException w:name="Light Grid" w:semiHidden="0" w:uiPriority="62" w:unhideWhenUsed="0"/>
+    <w:lsdException w:name="Medium Shading 1" w:semiHidden="0" w:uiPriority="63" w:unhideWhenUsed="0"/>
+    <w:lsdException w:name="Medium Shading 2" w:semiHidden="0" w:uiPriority="64" w:unhideWhenUsed="0"/>
+    <w:lsdException w:name="Medium List 1" w:semiHidden="0" w:uiPriority="65" w:unhideWhenUsed="0"/>
+    <w:lsdException w:name="Medium List 2" w:semiHidden="0" w:uiPriority="66" w:unhideWhenUsed="0"/>
+    <w:lsdException w:name="Medium Grid 1" w:semiHidden="0" w:uiPriority="67" w:unhideWhenUsed="0"/>
+    <w:lsdException w:name="Medium Grid 2" w:semiHidden="0" w:uiPriority="68" w:unhideWhenUsed="0"/>
+    <w:lsdException w:name="Medium Grid 3" w:semiHidden="0" w:uiPriority="69" w:unhideWhenUsed="0"/>
+    <w:lsdException w:name="Dark List" w:semiHidden="0" w:uiPriority="70" w:unhideWhenUsed="0"/>
+    <w:lsdException w:name="Colorful Shading" w:semiHidden="0" w:uiPriority="71" w:unhideWhenUsed="0"/>
+    <w:lsdException w:name="Colorful List" w:semiHidden="0" w:uiPriority="72" w:unhideWhenUsed="0"/>
+    <w:lsdException w:name="Colorful Grid" w:semiHidden="0" w:uiPriority="73" w:unhideWhenUsed="0"/>
+    <w:lsdException w:name="Light Shading Accent 1" w:semiHidden="0" w:uiPriority="60" w:unhideWhenUsed="0"/>
+    <w:lsdException w:name="Light List Accent 1" w:semiHidden="0" w:uiPriority="61" w:unhideWhenUsed="0"/>
+    <w:lsdException w:name="Light Grid Accent 1" w:semiHidden="0" w:uiPriority="62" w:unhideWhenUsed="0"/>
+    <w:lsdException w:name="Medium Shading 1 Accent 1" w:semiHidden="0" w:uiPriority="63" w:unhideWhenUsed="0"/>
+    <w:lsdException w:name="Medium Shading 2 Accent 1" w:semiHidden="0" w:uiPriority="64" w:unhideWhenUsed="0"/>
+    <w:lsdException w:name="Medium List 1 Accent 1" w:semiHidden="0" w:uiPriority="65" w:unhideWhenUsed="0"/>
+    <w:lsdException w:name="Medium List 2 Accent 1" w:semiHidden="0" w:uiPriority="66" w:unhideWhenUsed="0"/>
+    <w:lsdException w:name="Medium Grid 1 Accent 1" w:semiHidden="0" w:uiPriority="67" w:unhideWhenUsed="0"/>
+    <w:lsdException w:name="Medium Grid 2 Accent 1" w:semiHidden="0" w:uiPriority="68" w:unhideWhenUsed="0"/>
+    <w:lsdException w:name="Medium Grid 3 Accent 1" w:semiHidden="0" w:uiPriority="69" w:unhideWhenUsed="0"/>
+    <w:lsdException w:name="Dark List Accent 1" w:semiHidden="0" w:uiPriority="70" w:unhideWhenUsed="0"/>
+    <w:lsdException w:name="Colorful Shading Accent 1" w:semiHidden="0" w:uiPriority="71" w:unhideWhenUsed="0"/>
+    <w:lsdException w:name="Colorful List Accent 1" w:semiHidden="0" w:uiPriority="72" w:unhideWhenUsed="0"/>
+    <w:lsdException w:name="Colorful Grid Accent 1" w:semiHidden="0" w:uiPriority="73" w:unhideWhenUsed="0"/>
+    <w:lsdException w:name="Light Shading Accent 2" w:semiHidden="0" w:uiPriority="60" w:unhideWhenUsed="0"/>
+    <w:lsdException w:name="Light List Accent 2" w:semiHidden="0" w:uiPriority="61" w:unhideWhenUsed="0"/>
+    <w:lsdException w:name="Light Grid Accent 2" w:semiHidden="0" w:uiPriority="62" w:unhideWhenUsed="0"/>
+    <w:lsdException w:name="Medium Shading 1 Accent 2" w:semiHidden="0" w:uiPriority="63" w:unhideWhenUsed="0"/>
+    <w:lsdException w:name="Medium Shading 2 Accent 2" w:semiHidden="0" w:uiPriority="64" w:unhideWhenUsed="0"/>
+    <w:lsdException w:name="Medium List 1 Accent 2" w:semiHidden="0" w:uiPriority="65" w:unhideWhenUsed="0"/>
+    <w:lsdException w:name="Medium List 2 Accent 2" w:semiHidden="0" w:uiPriority="66" w:unhideWhenUsed="0"/>
+    <w:lsdException w:name="Medium Grid 1 Accent 2" w:semiHidden="0" w:uiPriority="67" w:unhideWhenUsed="0"/>
+    <w:lsdException w:name="Medium Grid 2 Accent 2" w:semiHidden="0" w:uiPriority="68" w:unhideWhenUsed="0"/>
+    <w:lsdException w:name="Medium Grid 3 Accent 2" w:semiHidden="0" w:uiPriority="69" w:unhideWhenUsed="0"/>
+    <w:lsdException w:name="Dark List Accent 2" w:semiHidden="0" w:uiPriority="70" w:unhideWhenUsed="0"/>
+    <w:lsdException w:name="Colorful Shading Accent 2" w:semiHidden="0" w:uiPriority="71" w:unhideWhenUsed="0"/>
+    <w:lsdException w:name="Colorful List Accent 2" w:semiHidden="0" w:uiPriority="72" w:unhideWhenUsed="0"/>
+    <w:lsdException w:name="Colorful Grid Accent 2" w:semiHidden="0" w:uiPriority="73" w:unhideWhenUsed="0"/>
+    <w:lsdException w:name="Light Shading Accent 3" w:semiHidden="0" w:uiPriority="60" w:unhideWhenUsed="0"/>
+    <w:lsdException w:name="Light List Accent 3" w:semiHidden="0" w:uiPriority="61" w:unhideWhenUsed="0"/>
+    <w:lsdException w:name="Light Grid Accent 3" w:semiHidden="0" w:uiPriority="62" w:unhideWhenUsed="0"/>
+    <w:lsdException w:name="Medium Shading 1 Accent 3" w:semiHidden="0" w:uiPriority="63" w:unhideWhenUsed="0"/>
+    <w:lsdException w:name="Medium Shading 2 Accent 3" w:semiHidden="0" w:uiPriority="64" w:unhideWhenUsed="0"/>
+    <w:lsdException w:name="Medium List 1 Accent 3" w:semiHidden="0" w:uiPriority="65" w:unhideWhenUsed="0"/>
+    <w:lsdException w:name="Medium List 2 Accent 3" w:semiHidden="0" w:uiPriority="66" w:unhideWhenUsed="0"/>
+    <w:lsdException w:name="Medium Grid 1 Accent 3" w:semiHidden="0" w:uiPriority="67" w:unhideWhenUsed="0"/>
+    <w:lsdException w:name="Medium Grid 2 Accent 3" w:semiHidden="0" w:uiPriority="68" w:unhideWhenUsed="0"/>
+    <w:lsdException w:name="Medium Grid 3 Accent 3" w:semiHidden="0" w:uiPriority="69" w:unhideWhenUsed="0"/>
+    <w:lsdException w:name="Dark List Accent 3" w:semiHidden="0" w:uiPriority="70" w:unhideWhenUsed="0"/>
+    <w:lsdException w:name="Colorful Shading Accent 3" w:semiHidden="0" w:uiPriority="71" w:unhideWhenUsed="0"/>
+    <w:lsdException w:name="Colorful List Accent 3" w:semiHidden="0" w:uiPriority="72" w:unhideWhenUsed="0"/>
+    <w:lsdException w:name="Colorful Grid Accent 3" w:semiHidden="0" w:uiPriority="73" w:unhideWhenUsed="0"/>
+    <w:lsdException w:name="Light Shading Accent 4" w:semiHidden="0" w:uiPriority="60" w:unhideWhenUsed="0"/>
+    <w:lsdException w:name="Light List Accent 4" w:semiHidden="0" w:uiPriority="61" w:unhideWhenUsed="0"/>
+    <w:lsdException w:name="Light Grid Accent 4" w:semiHidden="0" w:uiPriority="62" w:unhideWhenUsed="0"/>
+    <w:lsdException w:name="Medium Shading 1 Accent 4" w:semiHidden="0" w:uiPriority="63" w:unhideWhenUsed="0"/>
+    <w:lsdException w:name="Medium Shading 2 Accent 4" w:semiHidden="0" w:uiPriority="64" w:unhideWhenUsed="0"/>
+    <w:lsdException w:name="Medium List 1 Accent 4" w:semiHidden="0" w:uiPriority="65" w:unhideWhenUsed="0"/>
+    <w:lsdException w:name="Medium List 2 Accent 4" w:semiHidden="0" w:uiPriority="66" w:unhideWhenUsed="0"/>
+    <w:lsdException w:name="Medium Grid 1 Accent 4" w:semiHidden="0" w:uiPriority="67" w:unhideWhenUsed="0"/>
+    <w:lsdException w:name="Medium Grid 2 Accent 4" w:semiHidden="0" w:uiPriority="68" w:unhideWhenUsed="0"/>
+    <w:lsdException w:name="Medium Grid 3 Accent 4" w:semiHidden="0" w:uiPriority="69" w:unhideWhenUsed="0"/>
+    <w:lsdException w:name="Dark List Accent 4" w:semiHidden="0" w:uiPriority="70" w:unhideWhenUsed="0"/>
+    <w:lsdException w:name="Colorful Shading Accent 4" w:semiHidden="0" w:uiPriority="71" w:unhideWhenUsed="0"/>
+    <w:lsdException w:name="Colorful List Accent 4" w:semiHidden="0" w:uiPriority="72" w:unhideWhenUsed="0"/>
+    <w:lsdException w:name="Colorful Grid Accent 4" w:semiHidden="0" w:uiPriority="73" w:unhideWhenUsed="0"/>
+    <w:lsdException w:name="Light Shading Accent 5" w:semiHidden="0" w:uiPriority="60" w:unhideWhenUsed="0"/>
+    <w:lsdException w:name="Light List Accent 5" w:semiHidden="0" w:uiPriority="61" w:unhideWhenUsed="0"/>
+    <w:lsdException w:name="Light Grid Accent 5" w:semiHidden="0" w:uiPriority="62" w:unhideWhenUsed="0"/>
+    <w:lsdException w:name="Medium Shading 1 Accent 5" w:semiHidden="0" w:uiPriority="63" w:unhideWhenUsed="0"/>
+    <w:lsdException w:name="Medium Shading 2 Accent 5" w:semiHidden="0" w:uiPriority="64" w:unhideWhenUsed="0"/>
+    <w:lsdException w:name="Medium List 1 Accent 5" w:semiHidden="0" w:uiPriority="65" w:unhideWhenUsed="0"/>
+    <w:lsdException w:name="Medium List 2 Accent 5" w:semiHidden="0" w:uiPriority="66" w:unhideWhenUsed="0"/>
+    <w:lsdException w:name="Medium Grid 1 Accent 5" w:semiHidden="0" w:uiPriority="67" w:unhideWhenUsed="0"/>
+    <w:lsdException w:name="Medium Grid 2 Accent 5" w:semiHidden="0" w:uiPriority="68" w:unhideWhenUsed="0"/>
+    <w:lsdException w:name="Medium Grid 3 Accent 5" w:semiHidden="0" w:uiPriority="69" w:unhideWhenUsed="0"/>
+    <w:lsdException w:name="Dark List Accent 5" w:semiHidden="0" w:uiPriority="70" w:unhideWhenUsed="0"/>
+    <w:lsdException w:name="Colorful Shading Accent 5" w:semiHidden="0" w:uiPriority="71" w:unhideWhenUsed="0"/>
+    <w:lsdException w:name="Colorful List Accent 5" w:semiHidden="0" w:uiPriority="72" w:unhideWhenUsed="0"/>
+    <w:lsdException w:name="Colorful Grid Accent 5" w:semiHidden="0" w:uiPriority="73" w:unhideWhenUsed="0"/>
+    <w:lsdException w:name="Light Shading Accent 6" w:semiHidden="0" w:uiPriority="60" w:unhideWhenUsed="0"/>
+    <w:lsdException w:name="Light List Accent 6" w:semiHidden="0" w:uiPriority="61" w:unhideWhenUsed="0"/>
+    <w:lsdException w:name="Light Grid Accent 6" w:semiHidden="0" w:uiPriority="62" w:unhideWhenUsed="0"/>
+    <w:lsdException w:name="Medium Shading 1 Accent 6" w:semiHidden="0" w:uiPriority="63" w:unhideWhenUsed="0"/>
+    <w:lsdException w:name="Medium Shading 2 Accent 6" w:semiHidden="0" w:uiPriority="64" w:unhideWhenUsed="0"/>
+    <w:lsdException w:name="Medium List 1 Accent 6" w:semiHidden="0" w:uiPriority="65" w:unhideWhenUsed="0"/>
+    <w:lsdException w:name="Medium List 2 Accent 6" w:semiHidden="0" w:uiPriority="66" w:unhideWhenUsed="0"/>
+    <w:lsdException w:name="Medium Grid 1 Accent 6" w:semiHidden="0" w:uiPriority="67" w:unhideWhenUsed="0"/>
+    <w:lsdException w:name="Medium Grid 2 Accent 6" w:semiHidden="0" w:uiPriority="68" w:unhideWhenUsed="0"/>
+    <w:lsdException w:name="Medium Grid 3 Accent 6" w:semiHidden="0" w:uiPriority="69" w:unhideWhenUsed="0"/>
+    <w:lsdException w:name="Dark List Accent 6" w:semiHidden="0" w:uiPriority="70" w:unhideWhenUsed="0"/>
+    <w:lsdException w:name="Colorful Shading Accent 6" w:semiHidden="0" w:uiPriority="71" w:unhideWhenUsed="0"/>
+    <w:lsdException w:name="Colorful List Accent 6" w:semiHidden="0" w:uiPriority="72" w:unhideWhenUsed="0"/>
+    <w:lsdException w:name="Colorful Grid Accent 6" w:semiHidden="0" w:uiPriority="73" w:unhideWhenUsed="0"/>
   </w:latentStyles>
-  <w:style w:type="paragraph" w:default="1" w:styleId="1">
+  <w:style w:type="paragraph" w:default="1" w:styleId="Normal">
     <w:name w:val="Normal"/>
     <w:autoRedefine/>
     <w:qFormat/>
-    <w:uiPriority w:val="0"/>
     <w:pPr>
       <w:widowControl w:val="0"/>
       <w:jc w:val="both"/>
     </w:pPr>
     <w:rPr>
-      <w:rFonts w:ascii="Times New Roman" w:hAnsi="Times New Roman" w:eastAsia="宋体" w:cs="Times New Roman"/>
+      <w:rFonts w:ascii="Times New Roman" w:eastAsia="宋体" w:hAnsi="Times New Roman" w:cs="Times New Roman"/>
       <w:kern w:val="2"/>
       <w:sz w:val="21"/>
       <w:lang w:val="en-US" w:eastAsia="zh-CN" w:bidi="ar-SA"/>
     </w:rPr>
   </w:style>
-  <w:style w:type="paragraph" w:styleId="2">
+  <w:style w:type="paragraph" w:styleId="Heading1">
     <w:name w:val="heading 1"/>
-    <w:basedOn w:val="1"/>
-    <w:next w:val="1"/>
-    <w:link w:val="23"/>
+    <w:basedOn w:val="Normal"/>
+    <w:next w:val="Normal"/>
+    <w:link w:val="1"/>
     <w:autoRedefine/>
     <w:qFormat/>
-    <w:uiPriority w:val="0"/>
     <w:pPr>
       <w:numPr>
         <w:ilvl w:val="0"/>
@@ -2716,13 +2662,12 @@
       <w:lang w:val="zh-CN"/>
     </w:rPr>
   </w:style>
-  <w:style w:type="paragraph" w:styleId="3">
+  <w:style w:type="paragraph" w:styleId="Heading2">
     <w:name w:val="heading 2"/>
-    <w:basedOn w:val="1"/>
-    <w:next w:val="1"/>
-    <w:link w:val="24"/>
+    <w:basedOn w:val="Normal"/>
+    <w:next w:val="Normal"/>
+    <w:link w:val="2"/>
     <w:qFormat/>
-    <w:uiPriority w:val="0"/>
     <w:pPr>
       <w:numPr>
         <w:ilvl w:val="1"/>
@@ -2740,14 +2685,14 @@
       <w:lang w:val="zh-CN"/>
     </w:rPr>
   </w:style>
-  <w:style w:type="paragraph" w:styleId="4">
+  <w:style w:type="paragraph" w:styleId="Heading3">
     <w:name w:val="heading 3"/>
-    <w:basedOn w:val="1"/>
-    <w:next w:val="1"/>
-    <w:link w:val="25"/>
+    <w:basedOn w:val="Normal"/>
+    <w:next w:val="Normal"/>
+    <w:link w:val="3"/>
     <w:autoRedefine/>
+    <w:uiPriority w:val="9"/>
     <w:qFormat/>
-    <w:uiPriority w:val="9"/>
     <w:pPr>
       <w:keepNext/>
       <w:keepLines/>
@@ -2758,7 +2703,7 @@
       <w:outlineLvl w:val="2"/>
     </w:pPr>
     <w:rPr>
-      <w:rFonts w:ascii="Arial" w:hAnsi="Arial" w:eastAsia="黑体"/>
+      <w:rFonts w:ascii="Arial" w:eastAsia="黑体" w:hAnsi="Arial"/>
       <w:bCs/>
       <w:kern w:val="0"/>
       <w:sz w:val="20"/>
@@ -2766,14 +2711,13 @@
       <w:lang w:val="zh-CN"/>
     </w:rPr>
   </w:style>
-  <w:style w:type="paragraph" w:styleId="5">
+  <w:style w:type="paragraph" w:styleId="Heading4">
     <w:name w:val="heading 4"/>
-    <w:basedOn w:val="1"/>
-    <w:next w:val="1"/>
-    <w:link w:val="26"/>
+    <w:basedOn w:val="Normal"/>
+    <w:next w:val="Normal"/>
+    <w:link w:val="4"/>
     <w:autoRedefine/>
     <w:qFormat/>
-    <w:uiPriority w:val="0"/>
     <w:pPr>
       <w:keepNext/>
       <w:keepLines/>
@@ -2784,7 +2728,7 @@
       <w:outlineLvl w:val="3"/>
     </w:pPr>
     <w:rPr>
-      <w:rFonts w:ascii="宋体" w:hAnsi="宋体" w:eastAsia="黑体"/>
+      <w:rFonts w:ascii="宋体" w:eastAsia="黑体" w:hAnsi="宋体"/>
       <w:bCs/>
       <w:kern w:val="0"/>
       <w:sz w:val="20"/>
@@ -2792,14 +2736,13 @@
       <w:lang w:val="zh-CN"/>
     </w:rPr>
   </w:style>
-  <w:style w:type="paragraph" w:styleId="6">
+  <w:style w:type="paragraph" w:styleId="Heading5">
     <w:name w:val="heading 5"/>
-    <w:basedOn w:val="1"/>
-    <w:next w:val="1"/>
-    <w:link w:val="27"/>
+    <w:basedOn w:val="Normal"/>
+    <w:next w:val="Normal"/>
+    <w:link w:val="5"/>
     <w:autoRedefine/>
     <w:qFormat/>
-    <w:uiPriority w:val="0"/>
     <w:pPr>
       <w:keepNext/>
       <w:keepLines/>
@@ -2820,14 +2763,13 @@
       <w:lang w:val="zh-CN"/>
     </w:rPr>
   </w:style>
-  <w:style w:type="paragraph" w:styleId="7">
+  <w:style w:type="paragraph" w:styleId="Heading6">
     <w:name w:val="heading 6"/>
-    <w:basedOn w:val="1"/>
-    <w:next w:val="1"/>
-    <w:link w:val="28"/>
+    <w:basedOn w:val="Normal"/>
+    <w:next w:val="Normal"/>
+    <w:link w:val="6"/>
     <w:autoRedefine/>
     <w:qFormat/>
-    <w:uiPriority w:val="0"/>
     <w:pPr>
       <w:keepNext/>
       <w:keepLines/>
@@ -2839,7 +2781,7 @@
       <w:outlineLvl w:val="5"/>
     </w:pPr>
     <w:rPr>
-      <w:rFonts w:ascii="Arial" w:hAnsi="Arial" w:eastAsia="黑体"/>
+      <w:rFonts w:ascii="Arial" w:eastAsia="黑体" w:hAnsi="Arial"/>
       <w:b/>
       <w:bCs/>
       <w:kern w:val="0"/>
@@ -2848,14 +2790,13 @@
       <w:lang w:val="zh-CN"/>
     </w:rPr>
   </w:style>
-  <w:style w:type="paragraph" w:styleId="8">
+  <w:style w:type="paragraph" w:styleId="Heading7">
     <w:name w:val="heading 7"/>
-    <w:basedOn w:val="1"/>
-    <w:next w:val="1"/>
-    <w:link w:val="29"/>
+    <w:basedOn w:val="Normal"/>
+    <w:next w:val="Normal"/>
+    <w:link w:val="7"/>
     <w:autoRedefine/>
     <w:qFormat/>
-    <w:uiPriority w:val="0"/>
     <w:pPr>
       <w:keepNext/>
       <w:keepLines/>
@@ -2876,14 +2817,13 @@
       <w:lang w:val="zh-CN"/>
     </w:rPr>
   </w:style>
-  <w:style w:type="paragraph" w:styleId="9">
+  <w:style w:type="paragraph" w:styleId="Heading8">
     <w:name w:val="heading 8"/>
-    <w:basedOn w:val="1"/>
-    <w:next w:val="1"/>
-    <w:link w:val="30"/>
+    <w:basedOn w:val="Normal"/>
+    <w:next w:val="Normal"/>
+    <w:link w:val="8"/>
     <w:autoRedefine/>
     <w:qFormat/>
-    <w:uiPriority w:val="0"/>
     <w:pPr>
       <w:keepNext/>
       <w:keepLines/>
@@ -2895,20 +2835,19 @@
       <w:outlineLvl w:val="7"/>
     </w:pPr>
     <w:rPr>
-      <w:rFonts w:ascii="Arial" w:hAnsi="Arial" w:eastAsia="黑体"/>
+      <w:rFonts w:ascii="Arial" w:eastAsia="黑体" w:hAnsi="Arial"/>
       <w:kern w:val="0"/>
       <w:sz w:val="24"/>
       <w:szCs w:val="21"/>
       <w:lang w:val="zh-CN"/>
     </w:rPr>
   </w:style>
-  <w:style w:type="paragraph" w:styleId="10">
+  <w:style w:type="paragraph" w:styleId="Heading9">
     <w:name w:val="heading 9"/>
-    <w:basedOn w:val="1"/>
-    <w:next w:val="1"/>
-    <w:link w:val="31"/>
+    <w:basedOn w:val="Normal"/>
+    <w:next w:val="Normal"/>
+    <w:link w:val="9"/>
     <w:qFormat/>
-    <w:uiPriority w:val="0"/>
     <w:pPr>
       <w:keepNext/>
       <w:keepLines/>
@@ -2920,26 +2859,26 @@
       <w:outlineLvl w:val="8"/>
     </w:pPr>
     <w:rPr>
-      <w:rFonts w:ascii="Arial" w:hAnsi="Arial" w:eastAsia="黑体"/>
+      <w:rFonts w:ascii="Arial" w:eastAsia="黑体" w:hAnsi="Arial"/>
       <w:kern w:val="0"/>
       <w:sz w:val="20"/>
       <w:szCs w:val="21"/>
       <w:lang w:val="zh-CN"/>
     </w:rPr>
   </w:style>
-  <w:style w:type="character" w:default="1" w:styleId="17">
+  <w:style w:type="character" w:default="1" w:styleId="DefaultParagraphFont">
     <w:name w:val="Default Paragraph Font"/>
+    <w:uiPriority w:val="1"/>
     <w:semiHidden/>
     <w:unhideWhenUsed/>
     <w:qFormat/>
-    <w:uiPriority w:val="1"/>
   </w:style>
-  <w:style w:type="table" w:default="1" w:styleId="16">
+  <w:style w:type="table" w:default="1" w:styleId="TableNormal">
     <w:name w:val="Normal Table"/>
+    <w:uiPriority w:val="99"/>
     <w:semiHidden/>
     <w:unhideWhenUsed/>
     <w:qFormat/>
-    <w:uiPriority w:val="99"/>
     <w:tblPr>
       <w:tblCellMar>
         <w:top w:w="0" w:type="dxa"/>
@@ -2949,13 +2888,12 @@
       </w:tblCellMar>
     </w:tblPr>
   </w:style>
-  <w:style w:type="paragraph" w:styleId="11">
+  <w:style w:type="paragraph" w:styleId="BodyText3">
     <w:name w:val="Body Text 3"/>
-    <w:basedOn w:val="1"/>
-    <w:link w:val="34"/>
+    <w:basedOn w:val="Normal"/>
+    <w:link w:val="30"/>
     <w:autoRedefine/>
     <w:qFormat/>
-    <w:uiPriority w:val="0"/>
     <w:pPr>
       <w:spacing w:after="120"/>
       <w:ind w:firstLine="420"/>
@@ -2967,27 +2905,27 @@
       <w:szCs w:val="16"/>
     </w:rPr>
   </w:style>
-  <w:style w:type="paragraph" w:styleId="12">
+  <w:style w:type="paragraph" w:styleId="BalloonText">
     <w:name w:val="Balloon Text"/>
-    <w:basedOn w:val="1"/>
-    <w:link w:val="20"/>
+    <w:basedOn w:val="Normal"/>
+    <w:link w:val="a1"/>
     <w:autoRedefine/>
+    <w:uiPriority w:val="99"/>
     <w:semiHidden/>
     <w:unhideWhenUsed/>
     <w:qFormat/>
-    <w:uiPriority w:val="99"/>
     <w:rPr>
       <w:sz w:val="18"/>
       <w:szCs w:val="18"/>
     </w:rPr>
   </w:style>
-  <w:style w:type="paragraph" w:styleId="13">
+  <w:style w:type="paragraph" w:styleId="Footer">
     <w:name w:val="footer"/>
-    <w:basedOn w:val="1"/>
-    <w:link w:val="19"/>
+    <w:basedOn w:val="Normal"/>
+    <w:link w:val="a0"/>
+    <w:uiPriority w:val="99"/>
     <w:unhideWhenUsed/>
     <w:qFormat/>
-    <w:uiPriority w:val="99"/>
     <w:pPr>
       <w:tabs>
         <w:tab w:val="center" w:pos="4153"/>
@@ -3001,17 +2939,17 @@
       <w:szCs w:val="18"/>
     </w:rPr>
   </w:style>
-  <w:style w:type="paragraph" w:styleId="14">
+  <w:style w:type="paragraph" w:styleId="Header">
     <w:name w:val="header"/>
-    <w:basedOn w:val="1"/>
-    <w:link w:val="18"/>
+    <w:basedOn w:val="Normal"/>
+    <w:link w:val="a"/>
     <w:autoRedefine/>
+    <w:uiPriority w:val="99"/>
     <w:unhideWhenUsed/>
     <w:qFormat/>
-    <w:uiPriority w:val="99"/>
     <w:pPr>
       <w:pBdr>
-        <w:bottom w:val="single" w:color="auto" w:sz="6" w:space="1"/>
+        <w:bottom w:val="single" w:sz="6" w:space="1" w:color="auto"/>
       </w:pBdr>
       <w:tabs>
         <w:tab w:val="center" w:pos="4153"/>
@@ -3025,13 +2963,13 @@
       <w:szCs w:val="18"/>
     </w:rPr>
   </w:style>
-  <w:style w:type="paragraph" w:styleId="15">
+  <w:style w:type="paragraph" w:styleId="NormalWeb">
     <w:name w:val="Normal (Web)"/>
-    <w:basedOn w:val="1"/>
+    <w:basedOn w:val="Normal"/>
+    <w:uiPriority w:val="99"/>
     <w:semiHidden/>
     <w:unhideWhenUsed/>
     <w:qFormat/>
-    <w:uiPriority w:val="99"/>
     <w:pPr>
       <w:spacing w:before="0" w:beforeAutospacing="1" w:after="0" w:afterAutospacing="1"/>
       <w:ind w:left="0" w:right="0"/>
@@ -3043,49 +2981,48 @@
       <w:lang w:val="en-US" w:eastAsia="zh-CN"/>
     </w:rPr>
   </w:style>
-  <w:style w:type="character" w:customStyle="1" w:styleId="18">
+  <w:style w:type="character" w:customStyle="1" w:styleId="a">
     <w:name w:val="页眉 字符"/>
-    <w:basedOn w:val="17"/>
-    <w:link w:val="14"/>
+    <w:basedOn w:val="DefaultParagraphFont"/>
+    <w:link w:val="Header"/>
+    <w:uiPriority w:val="99"/>
     <w:qFormat/>
-    <w:uiPriority w:val="99"/>
     <w:rPr>
-      <w:rFonts w:ascii="Times New Roman" w:hAnsi="Times New Roman" w:eastAsia="宋体" w:cs="Times New Roman"/>
+      <w:rFonts w:ascii="Times New Roman" w:eastAsia="宋体" w:hAnsi="Times New Roman" w:cs="Times New Roman"/>
       <w:sz w:val="18"/>
       <w:szCs w:val="18"/>
     </w:rPr>
   </w:style>
-  <w:style w:type="character" w:customStyle="1" w:styleId="19">
+  <w:style w:type="character" w:customStyle="1" w:styleId="a0">
     <w:name w:val="页脚 字符"/>
-    <w:basedOn w:val="17"/>
-    <w:link w:val="13"/>
+    <w:basedOn w:val="DefaultParagraphFont"/>
+    <w:link w:val="Footer"/>
     <w:autoRedefine/>
+    <w:uiPriority w:val="99"/>
     <w:qFormat/>
-    <w:uiPriority w:val="99"/>
     <w:rPr>
-      <w:rFonts w:ascii="Times New Roman" w:hAnsi="Times New Roman" w:eastAsia="宋体" w:cs="Times New Roman"/>
+      <w:rFonts w:ascii="Times New Roman" w:eastAsia="宋体" w:hAnsi="Times New Roman" w:cs="Times New Roman"/>
       <w:sz w:val="18"/>
       <w:szCs w:val="18"/>
     </w:rPr>
   </w:style>
-  <w:style w:type="character" w:customStyle="1" w:styleId="20">
+  <w:style w:type="character" w:customStyle="1" w:styleId="a1">
     <w:name w:val="批注框文本 字符"/>
-    <w:basedOn w:val="17"/>
-    <w:link w:val="12"/>
+    <w:basedOn w:val="DefaultParagraphFont"/>
+    <w:link w:val="BalloonText"/>
+    <w:uiPriority w:val="99"/>
     <w:semiHidden/>
     <w:qFormat/>
-    <w:uiPriority w:val="99"/>
     <w:rPr>
-      <w:rFonts w:ascii="Times New Roman" w:hAnsi="Times New Roman" w:eastAsia="宋体" w:cs="Times New Roman"/>
+      <w:rFonts w:ascii="Times New Roman" w:eastAsia="宋体" w:hAnsi="Times New Roman" w:cs="Times New Roman"/>
       <w:sz w:val="18"/>
       <w:szCs w:val="18"/>
     </w:rPr>
   </w:style>
-  <w:style w:type="paragraph" w:customStyle="1" w:styleId="21">
+  <w:style w:type="paragraph" w:customStyle="1" w:styleId="Default">
     <w:name w:val="Default"/>
     <w:autoRedefine/>
     <w:qFormat/>
-    <w:uiPriority w:val="0"/>
     <w:pPr>
       <w:widowControl w:val="0"/>
       <w:autoSpaceDE w:val="0"/>
@@ -3093,24 +3030,23 @@
       <w:adjustRightInd w:val="0"/>
     </w:pPr>
     <w:rPr>
-      <w:rFonts w:ascii="Times New Roman" w:hAnsi="Times New Roman" w:eastAsia="宋体" w:cs="Times New Roman"/>
+      <w:rFonts w:ascii="Times New Roman" w:eastAsia="宋体" w:hAnsi="Times New Roman" w:cs="Times New Roman"/>
       <w:color w:val="000000"/>
       <w:sz w:val="24"/>
       <w:szCs w:val="24"/>
       <w:lang w:val="en-US" w:eastAsia="zh-CN" w:bidi="ar-SA"/>
     </w:rPr>
   </w:style>
-  <w:style w:type="paragraph" w:customStyle="1" w:styleId="22">
+  <w:style w:type="paragraph" w:customStyle="1" w:styleId="A2">
     <w:name w:val="正文 A"/>
     <w:autoRedefine/>
     <w:qFormat/>
-    <w:uiPriority w:val="0"/>
     <w:pPr>
       <w:widowControl w:val="0"/>
       <w:jc w:val="both"/>
     </w:pPr>
     <w:rPr>
-      <w:rFonts w:ascii="Times New Roman" w:hAnsi="Arial Unicode MS" w:eastAsia="Arial Unicode MS" w:cs="Arial Unicode MS"/>
+      <w:rFonts w:ascii="Times New Roman" w:eastAsia="Arial Unicode MS" w:hAnsi="Arial Unicode MS" w:cs="Arial Unicode MS"/>
       <w:color w:val="000000"/>
       <w:kern w:val="2"/>
       <w:sz w:val="21"/>
@@ -3119,15 +3055,14 @@
       <w:lang w:val="en-US" w:eastAsia="zh-CN" w:bidi="ar-SA"/>
     </w:rPr>
   </w:style>
-  <w:style w:type="character" w:customStyle="1" w:styleId="23">
+  <w:style w:type="character" w:customStyle="1" w:styleId="1">
     <w:name w:val="标题 1 字符"/>
-    <w:basedOn w:val="17"/>
-    <w:link w:val="2"/>
+    <w:basedOn w:val="DefaultParagraphFont"/>
+    <w:link w:val="Heading1"/>
     <w:autoRedefine/>
     <w:qFormat/>
-    <w:uiPriority w:val="0"/>
     <w:rPr>
-      <w:rFonts w:ascii="Times New Roman" w:hAnsi="Times New Roman" w:eastAsia="黑体" w:cs="Times New Roman"/>
+      <w:rFonts w:ascii="Times New Roman" w:eastAsia="黑体" w:hAnsi="Times New Roman" w:cs="Times New Roman"/>
       <w:bCs/>
       <w:kern w:val="44"/>
       <w:sz w:val="20"/>
@@ -3135,15 +3070,14 @@
       <w:lang w:val="zh-CN" w:eastAsia="zh-CN"/>
     </w:rPr>
   </w:style>
-  <w:style w:type="character" w:customStyle="1" w:styleId="24">
+  <w:style w:type="character" w:customStyle="1" w:styleId="2">
     <w:name w:val="标题 2 字符"/>
-    <w:basedOn w:val="17"/>
-    <w:link w:val="3"/>
+    <w:basedOn w:val="DefaultParagraphFont"/>
+    <w:link w:val="Heading2"/>
     <w:autoRedefine/>
     <w:qFormat/>
-    <w:uiPriority w:val="0"/>
     <w:rPr>
-      <w:rFonts w:ascii="Times New Roman" w:hAnsi="Times New Roman" w:eastAsia="黑体" w:cs="Times New Roman"/>
+      <w:rFonts w:ascii="Times New Roman" w:eastAsia="黑体" w:hAnsi="Times New Roman" w:cs="Times New Roman"/>
       <w:bCs/>
       <w:kern w:val="0"/>
       <w:sz w:val="20"/>
@@ -3151,14 +3085,14 @@
       <w:lang w:val="zh-CN" w:eastAsia="zh-CN"/>
     </w:rPr>
   </w:style>
-  <w:style w:type="character" w:customStyle="1" w:styleId="25">
+  <w:style w:type="character" w:customStyle="1" w:styleId="3">
     <w:name w:val="标题 3 字符"/>
-    <w:basedOn w:val="17"/>
-    <w:link w:val="4"/>
+    <w:basedOn w:val="DefaultParagraphFont"/>
+    <w:link w:val="Heading3"/>
+    <w:uiPriority w:val="9"/>
     <w:qFormat/>
-    <w:uiPriority w:val="9"/>
     <w:rPr>
-      <w:rFonts w:ascii="Arial" w:hAnsi="Arial" w:eastAsia="黑体" w:cs="Times New Roman"/>
+      <w:rFonts w:ascii="Arial" w:eastAsia="黑体" w:hAnsi="Arial" w:cs="Times New Roman"/>
       <w:bCs/>
       <w:kern w:val="0"/>
       <w:sz w:val="20"/>
@@ -3166,15 +3100,14 @@
       <w:lang w:val="zh-CN" w:eastAsia="zh-CN"/>
     </w:rPr>
   </w:style>
-  <w:style w:type="character" w:customStyle="1" w:styleId="26">
+  <w:style w:type="character" w:customStyle="1" w:styleId="4">
     <w:name w:val="标题 4 字符"/>
-    <w:basedOn w:val="17"/>
-    <w:link w:val="5"/>
+    <w:basedOn w:val="DefaultParagraphFont"/>
+    <w:link w:val="Heading4"/>
     <w:autoRedefine/>
     <w:qFormat/>
-    <w:uiPriority w:val="0"/>
     <w:rPr>
-      <w:rFonts w:ascii="宋体" w:hAnsi="宋体" w:eastAsia="黑体" w:cs="Times New Roman"/>
+      <w:rFonts w:ascii="宋体" w:eastAsia="黑体" w:hAnsi="宋体" w:cs="Times New Roman"/>
       <w:bCs/>
       <w:kern w:val="0"/>
       <w:sz w:val="20"/>
@@ -3182,15 +3115,14 @@
       <w:lang w:val="zh-CN" w:eastAsia="zh-CN"/>
     </w:rPr>
   </w:style>
-  <w:style w:type="character" w:customStyle="1" w:styleId="27">
+  <w:style w:type="character" w:customStyle="1" w:styleId="5">
     <w:name w:val="标题 5 字符"/>
-    <w:basedOn w:val="17"/>
-    <w:link w:val="6"/>
+    <w:basedOn w:val="DefaultParagraphFont"/>
+    <w:link w:val="Heading5"/>
     <w:autoRedefine/>
     <w:qFormat/>
-    <w:uiPriority w:val="0"/>
     <w:rPr>
-      <w:rFonts w:ascii="Arial" w:hAnsi="Arial" w:eastAsia="宋体" w:cs="Times New Roman"/>
+      <w:rFonts w:ascii="Arial" w:eastAsia="宋体" w:hAnsi="Arial" w:cs="Times New Roman"/>
       <w:b/>
       <w:bCs/>
       <w:kern w:val="0"/>
@@ -3199,14 +3131,13 @@
       <w:lang w:val="zh-CN" w:eastAsia="zh-CN"/>
     </w:rPr>
   </w:style>
-  <w:style w:type="character" w:customStyle="1" w:styleId="28">
+  <w:style w:type="character" w:customStyle="1" w:styleId="6">
     <w:name w:val="标题 6 字符"/>
-    <w:basedOn w:val="17"/>
-    <w:link w:val="7"/>
+    <w:basedOn w:val="DefaultParagraphFont"/>
+    <w:link w:val="Heading6"/>
     <w:qFormat/>
-    <w:uiPriority w:val="0"/>
     <w:rPr>
-      <w:rFonts w:ascii="Arial" w:hAnsi="Arial" w:eastAsia="黑体" w:cs="Times New Roman"/>
+      <w:rFonts w:ascii="Arial" w:eastAsia="黑体" w:hAnsi="Arial" w:cs="Times New Roman"/>
       <w:b/>
       <w:bCs/>
       <w:kern w:val="0"/>
@@ -3215,14 +3146,13 @@
       <w:lang w:val="zh-CN" w:eastAsia="zh-CN"/>
     </w:rPr>
   </w:style>
-  <w:style w:type="character" w:customStyle="1" w:styleId="29">
+  <w:style w:type="character" w:customStyle="1" w:styleId="7">
     <w:name w:val="标题 7 字符"/>
-    <w:basedOn w:val="17"/>
-    <w:link w:val="8"/>
+    <w:basedOn w:val="DefaultParagraphFont"/>
+    <w:link w:val="Heading7"/>
     <w:qFormat/>
-    <w:uiPriority w:val="0"/>
     <w:rPr>
-      <w:rFonts w:ascii="Arial" w:hAnsi="Arial" w:eastAsia="宋体" w:cs="Times New Roman"/>
+      <w:rFonts w:ascii="Arial" w:eastAsia="宋体" w:hAnsi="Arial" w:cs="Times New Roman"/>
       <w:b/>
       <w:bCs/>
       <w:kern w:val="0"/>
@@ -3231,53 +3161,49 @@
       <w:lang w:val="zh-CN" w:eastAsia="zh-CN"/>
     </w:rPr>
   </w:style>
-  <w:style w:type="character" w:customStyle="1" w:styleId="30">
+  <w:style w:type="character" w:customStyle="1" w:styleId="8">
     <w:name w:val="标题 8 字符"/>
-    <w:basedOn w:val="17"/>
-    <w:link w:val="9"/>
+    <w:basedOn w:val="DefaultParagraphFont"/>
+    <w:link w:val="Heading8"/>
     <w:qFormat/>
-    <w:uiPriority w:val="0"/>
     <w:rPr>
-      <w:rFonts w:ascii="Arial" w:hAnsi="Arial" w:eastAsia="黑体" w:cs="Times New Roman"/>
+      <w:rFonts w:ascii="Arial" w:eastAsia="黑体" w:hAnsi="Arial" w:cs="Times New Roman"/>
       <w:kern w:val="0"/>
       <w:sz w:val="24"/>
       <w:szCs w:val="21"/>
       <w:lang w:val="zh-CN" w:eastAsia="zh-CN"/>
     </w:rPr>
   </w:style>
-  <w:style w:type="character" w:customStyle="1" w:styleId="31">
+  <w:style w:type="character" w:customStyle="1" w:styleId="9">
     <w:name w:val="标题 9 字符"/>
-    <w:basedOn w:val="17"/>
-    <w:link w:val="10"/>
+    <w:basedOn w:val="DefaultParagraphFont"/>
+    <w:link w:val="Heading9"/>
     <w:qFormat/>
-    <w:uiPriority w:val="0"/>
     <w:rPr>
-      <w:rFonts w:ascii="Arial" w:hAnsi="Arial" w:eastAsia="黑体" w:cs="Times New Roman"/>
+      <w:rFonts w:ascii="Arial" w:eastAsia="黑体" w:hAnsi="Arial" w:cs="Times New Roman"/>
       <w:kern w:val="0"/>
       <w:sz w:val="20"/>
       <w:szCs w:val="21"/>
       <w:lang w:val="zh-CN" w:eastAsia="zh-CN"/>
     </w:rPr>
   </w:style>
-  <w:style w:type="character" w:customStyle="1" w:styleId="32">
+  <w:style w:type="character" w:customStyle="1" w:styleId="Char">
     <w:name w:val="表格正文 Char"/>
-    <w:link w:val="33"/>
+    <w:link w:val="a3"/>
     <w:qFormat/>
-    <w:uiPriority w:val="0"/>
     <w:rPr>
-      <w:rFonts w:ascii="宋体" w:hAnsi="宋体" w:eastAsia="宋体" w:cs="Times New Roman"/>
+      <w:rFonts w:ascii="宋体" w:eastAsia="宋体" w:hAnsi="宋体" w:cs="Times New Roman"/>
       <w:bCs/>
       <w:kern w:val="0"/>
       <w:sz w:val="20"/>
       <w:szCs w:val="20"/>
     </w:rPr>
   </w:style>
-  <w:style w:type="paragraph" w:customStyle="1" w:styleId="33">
+  <w:style w:type="paragraph" w:customStyle="1" w:styleId="a3">
     <w:name w:val="表格正文"/>
-    <w:basedOn w:val="1"/>
-    <w:link w:val="32"/>
+    <w:basedOn w:val="Normal"/>
+    <w:link w:val="Char"/>
     <w:qFormat/>
-    <w:uiPriority w:val="0"/>
     <w:pPr>
       <w:framePr w:hSpace="180" w:wrap="around" w:vAnchor="text" w:hAnchor="page" w:x="1736" w:y="1094"/>
       <w:widowControl/>
@@ -3296,26 +3222,25 @@
       <w:sz w:val="20"/>
     </w:rPr>
   </w:style>
-  <w:style w:type="character" w:customStyle="1" w:styleId="34">
+  <w:style w:type="character" w:customStyle="1" w:styleId="30">
     <w:name w:val="正文文本 3 字符"/>
-    <w:link w:val="11"/>
+    <w:link w:val="BodyText3"/>
     <w:qFormat/>
-    <w:uiPriority w:val="0"/>
     <w:rPr>
-      <w:rFonts w:ascii="Arial" w:hAnsi="Arial" w:eastAsia="宋体" w:cs="Times New Roman"/>
+      <w:rFonts w:ascii="Arial" w:eastAsia="宋体" w:hAnsi="Arial" w:cs="Times New Roman"/>
       <w:kern w:val="0"/>
       <w:sz w:val="16"/>
       <w:szCs w:val="16"/>
     </w:rPr>
   </w:style>
-  <w:style w:type="character" w:customStyle="1" w:styleId="35">
+  <w:style w:type="character" w:customStyle="1" w:styleId="3Char1">
     <w:name w:val="正文文本 3 Char1"/>
-    <w:basedOn w:val="17"/>
+    <w:basedOn w:val="DefaultParagraphFont"/>
+    <w:uiPriority w:val="99"/>
     <w:semiHidden/>
     <w:qFormat/>
-    <w:uiPriority w:val="99"/>
     <w:rPr>
-      <w:rFonts w:ascii="Times New Roman" w:hAnsi="Times New Roman" w:eastAsia="宋体" w:cs="Times New Roman"/>
+      <w:rFonts w:ascii="Times New Roman" w:eastAsia="宋体" w:hAnsi="Times New Roman" w:cs="Times New Roman"/>
       <w:sz w:val="16"/>
       <w:szCs w:val="16"/>
     </w:rPr>

--- a/桐乡华数不符合7.4.3 服务报告/不符合.docx
+++ b/桐乡华数不符合7.4.3 服务报告/不符合.docx
@@ -34,7 +34,7 @@
           <w:color w:val="000000"/>
           <w:szCs w:val="21"/>
         </w:rPr>
-        <w:t xml:space="preserve">                                                              版    本：V2.0</w:t>
+        <w:t xml:space="preserve">                                                              版    本：V1.0</w:t>
       </w:r>
     </w:p>
     <w:p>
@@ -357,8 +357,8 @@
           <w:lang w:val="en-US" w:eastAsia="zh-CN"/>
         </w:rPr>
       </w:pPr>
-      <w:bookmarkStart w:id="0" w:name="_Toc280583679"/>
-      <w:bookmarkStart w:id="1" w:name="_Toc280584860"/>
+      <w:bookmarkStart w:id="0" w:name="_Toc280584860"/>
+      <w:bookmarkStart w:id="1" w:name="_Toc280583679"/>
       <w:r>
         <w:rPr>
           <w:rFonts w:hint="eastAsia"/>
@@ -1412,7 +1412,20 @@
               <w:rPr>
                 <w:rFonts w:ascii="宋体" w:hAnsi="宋体" w:hint="eastAsia"/>
               </w:rPr>
-              <w:t>组织工程技术运维部、质量管理部人员对《服务报告管理过程》进行专项培训，确保所有运维项目均先有服务报告计划，再编制服务报告。</w:t>
+              <w:t>组织</w:t>
+            </w:r>
+            <w:r>
+              <w:rPr>
+                <w:rFonts w:ascii="宋体" w:hAnsi="宋体" w:hint="eastAsia"/>
+                <w:lang w:val="en-US" w:eastAsia="zh-CN"/>
+              </w:rPr>
+              <w:t>运维部人员</w:t>
+            </w:r>
+            <w:r>
+              <w:rPr>
+                <w:rFonts w:ascii="宋体" w:hAnsi="宋体" w:hint="eastAsia"/>
+              </w:rPr>
+              <w:t>对《服务报告管理过程》进行专项培训，确保所有运维项目均先有服务报告计划，再编制服务报告。</w:t>
             </w:r>
           </w:p>
           <w:p>
@@ -1599,24 +1612,31 @@
                 <w:rFonts w:ascii="宋体" w:hAnsi="宋体" w:hint="eastAsia"/>
                 <w:lang w:val="en-US" w:eastAsia="zh-CN"/>
               </w:rPr>
-              <w:t>人力资源部在2026年第二季度组织一次面向全体运维人员的ITSS过程管理专项培训，重点覆盖服务报告、事件、发布等关键过程（参考《2026年运维相关人员管理计划》中已规划的培训安排）</w:t>
-            </w:r>
-          </w:p>
-          <w:p>
-            <w:pPr>
-              <w:rPr>
-                <w:rFonts w:ascii="宋体" w:hAnsi="宋体"/>
-              </w:rPr>
-            </w:pPr>
-          </w:p>
-          <w:p>
-            <w:pPr>
-              <w:rPr>
-                <w:rFonts w:ascii="宋体" w:hAnsi="宋体"/>
-              </w:rPr>
-            </w:pPr>
+              <w:t>人力资源部在2026年第二季度组织一次面向全体运维人员的ITSS过程管理专项培训，重点覆盖服务报告、事件、发布等关键过程（参考《2026年度</w:t>
+            </w:r>
             <w:bookmarkStart w:id="2" w:name="_GoBack"/>
             <w:bookmarkEnd w:id="2"/>
+            <w:r>
+              <w:rPr>
+                <w:rFonts w:ascii="宋体" w:hAnsi="宋体" w:hint="eastAsia"/>
+                <w:lang w:val="en-US" w:eastAsia="zh-CN"/>
+              </w:rPr>
+              <w:t>人员管理计划》中已规划的培训安排）</w:t>
+            </w:r>
+          </w:p>
+          <w:p>
+            <w:pPr>
+              <w:rPr>
+                <w:rFonts w:ascii="宋体" w:hAnsi="宋体"/>
+              </w:rPr>
+            </w:pPr>
+          </w:p>
+          <w:p>
+            <w:pPr>
+              <w:rPr>
+                <w:rFonts w:ascii="宋体" w:hAnsi="宋体"/>
+              </w:rPr>
+            </w:pPr>
           </w:p>
           <w:p>
             <w:pPr>
